--- a/docassemble/PersonnelFileRequest/data/templates/PersonnelFileRequestLetterDATemplate.docx
+++ b/docassemble/PersonnelFileRequest/data/templates/PersonnelFileRequestLetterDATemplate.docx
@@ -1,6 +1,6 @@
 
 <file path=word/document.xml><?xml version="1.0" encoding="utf-8"?>
-<w:document xmlns:wpc="http://schemas.microsoft.com/office/word/2010/wordprocessingCanvas" xmlns:cx="http://schemas.microsoft.com/office/drawing/2014/chartex" xmlns:cx1="http://schemas.microsoft.com/office/drawing/2015/9/8/chartex" xmlns:cx2="http://schemas.microsoft.com/office/drawing/2015/10/21/chartex" xmlns:cx3="http://schemas.microsoft.com/office/drawing/2016/5/9/chartex" xmlns:cx4="http://schemas.microsoft.com/office/drawing/2016/5/10/chartex" xmlns:cx5="http://schemas.microsoft.com/office/drawing/2016/5/11/chartex" xmlns:cx6="http://schemas.microsoft.com/office/drawing/2016/5/12/chartex" xmlns:cx7="http://schemas.microsoft.com/office/drawing/2016/5/13/chartex" xmlns:cx8="http://schemas.microsoft.com/office/drawing/2016/5/14/chartex" xmlns:mc="http://schemas.openxmlformats.org/markup-compatibility/2006" xmlns:aink="http://schemas.microsoft.com/office/drawing/2016/ink" xmlns:am3d="http://schemas.microsoft.com/office/drawing/2017/model3d" xmlns:o="urn:schemas-microsoft-com:office:office" xmlns:oel="http://schemas.microsoft.com/office/2019/extlst" xmlns:r="http://schemas.openxmlformats.org/officeDocument/2006/relationships" xmlns:m="http://schemas.openxmlformats.org/officeDocument/2006/math" xmlns:v="urn:schemas-microsoft-com:vml" xmlns:wp14="http://schemas.microsoft.com/office/word/2010/wordprocessingDrawing" xmlns:wp="http://schemas.openxmlformats.org/drawingml/2006/wordprocessingDrawing" xmlns:w10="urn:schemas-microsoft-com:office:word" xmlns:w="http://schemas.openxmlformats.org/wordprocessingml/2006/main" xmlns:w14="http://schemas.microsoft.com/office/word/2010/wordml" xmlns:w15="http://schemas.microsoft.com/office/word/2012/wordml" xmlns:w16cex="http://schemas.microsoft.com/office/word/2018/wordml/cex" xmlns:w16cid="http://schemas.microsoft.com/office/word/2016/wordml/cid" xmlns:w16="http://schemas.microsoft.com/office/word/2018/wordml" xmlns:w16sdtdh="http://schemas.microsoft.com/office/word/2020/wordml/sdtdatahash" xmlns:w16se="http://schemas.microsoft.com/office/word/2015/wordml/symex" xmlns:wpg="http://schemas.microsoft.com/office/word/2010/wordprocessingGroup" xmlns:wpi="http://schemas.microsoft.com/office/word/2010/wordprocessingInk" xmlns:wne="http://schemas.microsoft.com/office/word/2006/wordml" xmlns:wps="http://schemas.microsoft.com/office/word/2010/wordprocessingShape" mc:Ignorable="w14 w15 w16se w16cid w16 w16cex w16sdtdh wp14">
+<w:document xmlns:wpc="http://schemas.microsoft.com/office/word/2010/wordprocessingCanvas" xmlns:cx="http://schemas.microsoft.com/office/drawing/2014/chartex" xmlns:cx1="http://schemas.microsoft.com/office/drawing/2015/9/8/chartex" xmlns:cx2="http://schemas.microsoft.com/office/drawing/2015/10/21/chartex" xmlns:cx3="http://schemas.microsoft.com/office/drawing/2016/5/9/chartex" xmlns:cx4="http://schemas.microsoft.com/office/drawing/2016/5/10/chartex" xmlns:cx5="http://schemas.microsoft.com/office/drawing/2016/5/11/chartex" xmlns:cx6="http://schemas.microsoft.com/office/drawing/2016/5/12/chartex" xmlns:cx7="http://schemas.microsoft.com/office/drawing/2016/5/13/chartex" xmlns:cx8="http://schemas.microsoft.com/office/drawing/2016/5/14/chartex" xmlns:mc="http://schemas.openxmlformats.org/markup-compatibility/2006" xmlns:aink="http://schemas.microsoft.com/office/drawing/2016/ink" xmlns:am3d="http://schemas.microsoft.com/office/drawing/2017/model3d" xmlns:o="urn:schemas-microsoft-com:office:office" xmlns:oel="http://schemas.microsoft.com/office/2019/extlst" xmlns:r="http://schemas.openxmlformats.org/officeDocument/2006/relationships" xmlns:m="http://schemas.openxmlformats.org/officeDocument/2006/math" xmlns:v="urn:schemas-microsoft-com:vml" xmlns:wp14="http://schemas.microsoft.com/office/word/2010/wordprocessingDrawing" xmlns:wp="http://schemas.openxmlformats.org/drawingml/2006/wordprocessingDrawing" xmlns:w10="urn:schemas-microsoft-com:office:word" xmlns:w="http://schemas.openxmlformats.org/wordprocessingml/2006/main" xmlns:w14="http://schemas.microsoft.com/office/word/2010/wordml" xmlns:w15="http://schemas.microsoft.com/office/word/2012/wordml" xmlns:w16cex="http://schemas.microsoft.com/office/word/2018/wordml/cex" xmlns:w16cid="http://schemas.microsoft.com/office/word/2016/wordml/cid" xmlns:w16="http://schemas.microsoft.com/office/word/2018/wordml" xmlns:w16du="http://schemas.microsoft.com/office/word/2023/wordml/word16du" xmlns:w16sdtdh="http://schemas.microsoft.com/office/word/2020/wordml/sdtdatahash" xmlns:w16sdtfl="http://schemas.microsoft.com/office/word/2024/wordml/sdtformatlock" xmlns:w16se="http://schemas.microsoft.com/office/word/2015/wordml/symex" xmlns:wpg="http://schemas.microsoft.com/office/word/2010/wordprocessingGroup" xmlns:wpi="http://schemas.microsoft.com/office/word/2010/wordprocessingInk" xmlns:wne="http://schemas.microsoft.com/office/word/2006/wordml" xmlns:wps="http://schemas.microsoft.com/office/word/2010/wordprocessingShape" mc:Ignorable="w14 w15 w16se w16cid w16 w16cex w16sdtdh w16sdtfl w16du wp14">
   <w:body>
     <w:p>
       <w:pPr>
@@ -40,7 +40,21 @@
         <w:rPr>
           <w:rFonts w:ascii="Arial" w:hAnsi="Arial" w:cs="Arial"/>
         </w:rPr>
-        <w:t>{{mail_date}}</w:t>
+        <w:t>{{</w:t>
+      </w:r>
+      <w:proofErr w:type="spellStart"/>
+      <w:r>
+        <w:rPr>
+          <w:rFonts w:ascii="Arial" w:hAnsi="Arial" w:cs="Arial"/>
+        </w:rPr>
+        <w:t>mail_date</w:t>
+      </w:r>
+      <w:proofErr w:type="spellEnd"/>
+      <w:r>
+        <w:rPr>
+          <w:rFonts w:ascii="Arial" w:hAnsi="Arial" w:cs="Arial"/>
+        </w:rPr>
+        <w:t>}}</w:t>
       </w:r>
     </w:p>
     <w:p>
@@ -74,6 +88,7 @@
         </w:rPr>
         <w:t xml:space="preserve"> if </w:t>
       </w:r>
+      <w:proofErr w:type="spellStart"/>
       <w:r>
         <w:rPr>
           <w:rFonts w:ascii="Arial" w:hAnsi="Arial" w:cs="Arial"/>
@@ -84,7 +99,21 @@
         <w:rPr>
           <w:rFonts w:ascii="Arial" w:hAnsi="Arial" w:cs="Arial"/>
         </w:rPr>
-        <w:t>known == True</w:t>
+        <w:t>known</w:t>
+      </w:r>
+      <w:proofErr w:type="spellEnd"/>
+      <w:r>
+        <w:rPr>
+          <w:rFonts w:ascii="Arial" w:hAnsi="Arial" w:cs="Arial"/>
+        </w:rPr>
+        <w:t xml:space="preserve"> == </w:t>
+      </w:r>
+      <w:proofErr w:type="gramStart"/>
+      <w:r>
+        <w:rPr>
+          <w:rFonts w:ascii="Arial" w:hAnsi="Arial" w:cs="Arial"/>
+        </w:rPr>
+        <w:t>True</w:t>
       </w:r>
       <w:r>
         <w:rPr>
@@ -92,24 +121,59 @@
         </w:rPr>
         <w:t>%}</w:t>
       </w:r>
-    </w:p>
-    <w:p>
-      <w:pPr>
-        <w:rPr>
-          <w:rFonts w:ascii="Arial" w:hAnsi="Arial" w:cs="Arial"/>
-        </w:rPr>
-      </w:pPr>
-      <w:r>
-        <w:rPr>
-          <w:rFonts w:ascii="Arial" w:hAnsi="Arial" w:cs="Arial"/>
-        </w:rPr>
-        <w:t>{{hr_head</w:t>
-      </w:r>
-      <w:r>
-        <w:rPr>
-          <w:rFonts w:ascii="Arial" w:hAnsi="Arial" w:cs="Arial"/>
-        </w:rPr>
-        <w:t>.name.full(middle='full')</w:t>
+      <w:proofErr w:type="gramEnd"/>
+    </w:p>
+    <w:p>
+      <w:pPr>
+        <w:rPr>
+          <w:rFonts w:ascii="Arial" w:hAnsi="Arial" w:cs="Arial"/>
+        </w:rPr>
+      </w:pPr>
+      <w:r>
+        <w:rPr>
+          <w:rFonts w:ascii="Arial" w:hAnsi="Arial" w:cs="Arial"/>
+        </w:rPr>
+        <w:t>{{</w:t>
+      </w:r>
+      <w:proofErr w:type="spellStart"/>
+      <w:r>
+        <w:rPr>
+          <w:rFonts w:ascii="Arial" w:hAnsi="Arial" w:cs="Arial"/>
+        </w:rPr>
+        <w:t>hr_head</w:t>
+      </w:r>
+      <w:r>
+        <w:rPr>
+          <w:rFonts w:ascii="Arial" w:hAnsi="Arial" w:cs="Arial"/>
+        </w:rPr>
+        <w:t>.</w:t>
+      </w:r>
+      <w:r>
+        <w:rPr>
+          <w:rFonts w:ascii="Arial" w:hAnsi="Arial" w:cs="Arial"/>
+        </w:rPr>
+        <w:t>name_</w:t>
+      </w:r>
+      <w:proofErr w:type="gramStart"/>
+      <w:r>
+        <w:rPr>
+          <w:rFonts w:ascii="Arial" w:hAnsi="Arial" w:cs="Arial"/>
+        </w:rPr>
+        <w:t>full</w:t>
+      </w:r>
+      <w:proofErr w:type="spellEnd"/>
+      <w:r>
+        <w:rPr>
+          <w:rFonts w:ascii="Arial" w:hAnsi="Arial" w:cs="Arial"/>
+        </w:rPr>
+        <w:t>(</w:t>
+      </w:r>
+      <w:proofErr w:type="gramEnd"/>
+      <w:r>
+        <w:rPr>
+          <w:rFonts w:ascii="Arial" w:hAnsi="Arial" w:cs="Arial"/>
+        </w:rPr>
+        <w:t>)</w:t>
       </w:r>
       <w:r>
         <w:rPr>
@@ -128,7 +192,28 @@
         <w:rPr>
           <w:rFonts w:ascii="Arial" w:hAnsi="Arial" w:cs="Arial"/>
         </w:rPr>
-        <w:t xml:space="preserve">{%p if hr_head.job_title </w:t>
+        <w:t xml:space="preserve">{%p if </w:t>
+      </w:r>
+      <w:proofErr w:type="spellStart"/>
+      <w:r>
+        <w:rPr>
+          <w:rFonts w:ascii="Arial" w:hAnsi="Arial" w:cs="Arial"/>
+        </w:rPr>
+        <w:t>hr_head.job_</w:t>
+      </w:r>
+      <w:proofErr w:type="gramStart"/>
+      <w:r>
+        <w:rPr>
+          <w:rFonts w:ascii="Arial" w:hAnsi="Arial" w:cs="Arial"/>
+        </w:rPr>
+        <w:t>title</w:t>
+      </w:r>
+      <w:proofErr w:type="spellEnd"/>
+      <w:r>
+        <w:rPr>
+          <w:rFonts w:ascii="Arial" w:hAnsi="Arial" w:cs="Arial"/>
+        </w:rPr>
+        <w:t xml:space="preserve"> </w:t>
       </w:r>
       <w:r>
         <w:rPr>
@@ -136,51 +221,21 @@
         </w:rPr>
         <w:t>!</w:t>
       </w:r>
-      <w:r>
-        <w:rPr>
-          <w:rFonts w:ascii="Arial" w:hAnsi="Arial" w:cs="Arial"/>
-        </w:rPr>
-        <w:t>= ""%}</w:t>
-      </w:r>
-    </w:p>
-    <w:p>
-      <w:pPr>
-        <w:rPr>
-          <w:rFonts w:ascii="Arial" w:hAnsi="Arial" w:cs="Arial"/>
-        </w:rPr>
-      </w:pPr>
-      <w:r>
-        <w:rPr>
-          <w:rFonts w:ascii="Arial" w:hAnsi="Arial" w:cs="Arial"/>
-        </w:rPr>
-        <w:t>{{hr_head.job_title}}</w:t>
-      </w:r>
-    </w:p>
-    <w:p>
-      <w:pPr>
-        <w:rPr>
-          <w:rFonts w:ascii="Arial" w:hAnsi="Arial" w:cs="Arial"/>
-        </w:rPr>
-      </w:pPr>
-      <w:r>
-        <w:rPr>
-          <w:rFonts w:ascii="Arial" w:hAnsi="Arial" w:cs="Arial"/>
-        </w:rPr>
-        <w:t>{%p endif %}</w:t>
-      </w:r>
-    </w:p>
-    <w:p>
-      <w:pPr>
-        <w:rPr>
-          <w:rFonts w:ascii="Arial" w:hAnsi="Arial" w:cs="Arial"/>
-        </w:rPr>
-      </w:pPr>
-      <w:r>
-        <w:rPr>
-          <w:rFonts w:ascii="Arial" w:hAnsi="Arial" w:cs="Arial"/>
-        </w:rPr>
-        <w:t>{%p endif %}</w:t>
-      </w:r>
+      <w:proofErr w:type="gramEnd"/>
+      <w:r>
+        <w:rPr>
+          <w:rFonts w:ascii="Arial" w:hAnsi="Arial" w:cs="Arial"/>
+        </w:rPr>
+        <w:t>= "</w:t>
+      </w:r>
+      <w:proofErr w:type="gramStart"/>
+      <w:r>
+        <w:rPr>
+          <w:rFonts w:ascii="Arial" w:hAnsi="Arial" w:cs="Arial"/>
+        </w:rPr>
+        <w:t>"%}</w:t>
+      </w:r>
+      <w:proofErr w:type="gramEnd"/>
     </w:p>
     <w:p>
       <w:pPr>
@@ -194,12 +249,14 @@
         </w:rPr>
         <w:t>{{</w:t>
       </w:r>
-      <w:r>
-        <w:rPr>
-          <w:rFonts w:ascii="Arial" w:hAnsi="Arial" w:cs="Arial"/>
-        </w:rPr>
-        <w:t xml:space="preserve"> employer.name.full(middle='full')</w:t>
-      </w:r>
+      <w:proofErr w:type="spellStart"/>
+      <w:r>
+        <w:rPr>
+          <w:rFonts w:ascii="Arial" w:hAnsi="Arial" w:cs="Arial"/>
+        </w:rPr>
+        <w:t>hr_head.job_title</w:t>
+      </w:r>
+      <w:proofErr w:type="spellEnd"/>
       <w:r>
         <w:rPr>
           <w:rFonts w:ascii="Arial" w:hAnsi="Arial" w:cs="Arial"/>
@@ -217,8 +274,119 @@
         <w:rPr>
           <w:rFonts w:ascii="Arial" w:hAnsi="Arial" w:cs="Arial"/>
         </w:rPr>
+        <w:t xml:space="preserve">{%p </w:t>
+      </w:r>
+      <w:proofErr w:type="gramStart"/>
+      <w:r>
+        <w:rPr>
+          <w:rFonts w:ascii="Arial" w:hAnsi="Arial" w:cs="Arial"/>
+        </w:rPr>
+        <w:t>endif %}</w:t>
+      </w:r>
+      <w:proofErr w:type="gramEnd"/>
+    </w:p>
+    <w:p>
+      <w:pPr>
+        <w:rPr>
+          <w:rFonts w:ascii="Arial" w:hAnsi="Arial" w:cs="Arial"/>
+        </w:rPr>
+      </w:pPr>
+      <w:r>
+        <w:rPr>
+          <w:rFonts w:ascii="Arial" w:hAnsi="Arial" w:cs="Arial"/>
+        </w:rPr>
+        <w:t xml:space="preserve">{%p </w:t>
+      </w:r>
+      <w:proofErr w:type="gramStart"/>
+      <w:r>
+        <w:rPr>
+          <w:rFonts w:ascii="Arial" w:hAnsi="Arial" w:cs="Arial"/>
+        </w:rPr>
+        <w:t>endif %}</w:t>
+      </w:r>
+      <w:proofErr w:type="gramEnd"/>
+    </w:p>
+    <w:p>
+      <w:pPr>
+        <w:rPr>
+          <w:rFonts w:ascii="Arial" w:hAnsi="Arial" w:cs="Arial"/>
+        </w:rPr>
+      </w:pPr>
+      <w:proofErr w:type="gramStart"/>
+      <w:r>
+        <w:rPr>
+          <w:rFonts w:ascii="Arial" w:hAnsi="Arial" w:cs="Arial"/>
+        </w:rPr>
         <w:t>{{</w:t>
       </w:r>
+      <w:r>
+        <w:rPr>
+          <w:rFonts w:ascii="Arial" w:hAnsi="Arial" w:cs="Arial"/>
+        </w:rPr>
+        <w:t xml:space="preserve"> </w:t>
+      </w:r>
+      <w:proofErr w:type="spellStart"/>
+      <w:r>
+        <w:rPr>
+          <w:rFonts w:ascii="Arial" w:hAnsi="Arial" w:cs="Arial"/>
+        </w:rPr>
+        <w:t>employer.</w:t>
+      </w:r>
+      <w:r>
+        <w:rPr>
+          <w:rFonts w:ascii="Arial" w:hAnsi="Arial" w:cs="Arial"/>
+        </w:rPr>
+        <w:t>name</w:t>
+      </w:r>
+      <w:proofErr w:type="gramEnd"/>
+      <w:r>
+        <w:rPr>
+          <w:rFonts w:ascii="Arial" w:hAnsi="Arial" w:cs="Arial"/>
+        </w:rPr>
+        <w:t>_</w:t>
+      </w:r>
+      <w:proofErr w:type="gramStart"/>
+      <w:r>
+        <w:rPr>
+          <w:rFonts w:ascii="Arial" w:hAnsi="Arial" w:cs="Arial"/>
+        </w:rPr>
+        <w:t>full</w:t>
+      </w:r>
+      <w:proofErr w:type="spellEnd"/>
+      <w:r>
+        <w:rPr>
+          <w:rFonts w:ascii="Arial" w:hAnsi="Arial" w:cs="Arial"/>
+        </w:rPr>
+        <w:t>(</w:t>
+      </w:r>
+      <w:proofErr w:type="gramEnd"/>
+      <w:r>
+        <w:rPr>
+          <w:rFonts w:ascii="Arial" w:hAnsi="Arial" w:cs="Arial"/>
+        </w:rPr>
+        <w:t>)</w:t>
+      </w:r>
+      <w:r>
+        <w:rPr>
+          <w:rFonts w:ascii="Arial" w:hAnsi="Arial" w:cs="Arial"/>
+        </w:rPr>
+        <w:t>}}</w:t>
+      </w:r>
+    </w:p>
+    <w:p>
+      <w:pPr>
+        <w:rPr>
+          <w:rFonts w:ascii="Arial" w:hAnsi="Arial" w:cs="Arial"/>
+        </w:rPr>
+      </w:pPr>
+      <w:r>
+        <w:rPr>
+          <w:rFonts w:ascii="Arial" w:hAnsi="Arial" w:cs="Arial"/>
+        </w:rPr>
+        <w:t>{{</w:t>
+      </w:r>
+      <w:proofErr w:type="spellStart"/>
+      <w:proofErr w:type="gramStart"/>
       <w:r>
         <w:rPr>
           <w:rFonts w:ascii="Arial" w:hAnsi="Arial" w:cs="Arial"/>
@@ -227,37 +395,41 @@
         </w:rPr>
         <w:t>employer.address</w:t>
       </w:r>
+      <w:proofErr w:type="gramEnd"/>
       <w:r>
         <w:rPr>
           <w:rFonts w:ascii="Arial" w:hAnsi="Arial" w:cs="Arial"/>
           <w:color w:val="1D1C1D"/>
           <w:shd w:val="clear" w:color="auto" w:fill="F8F8F8"/>
         </w:rPr>
-        <w:t>.line_one(</w:t>
-      </w:r>
+        <w:t>.line_</w:t>
+      </w:r>
+      <w:proofErr w:type="gramStart"/>
       <w:r>
         <w:rPr>
           <w:rFonts w:ascii="Arial" w:hAnsi="Arial" w:cs="Arial"/>
           <w:color w:val="1D1C1D"/>
           <w:shd w:val="clear" w:color="auto" w:fill="F8F8F8"/>
         </w:rPr>
-        <w:t>bare</w:t>
-      </w:r>
+        <w:t>one</w:t>
+      </w:r>
+      <w:proofErr w:type="spellEnd"/>
       <w:r>
         <w:rPr>
           <w:rFonts w:ascii="Arial" w:hAnsi="Arial" w:cs="Arial"/>
           <w:color w:val="1D1C1D"/>
           <w:shd w:val="clear" w:color="auto" w:fill="F8F8F8"/>
         </w:rPr>
-        <w:t xml:space="preserve"> </w:t>
-      </w:r>
+        <w:t>(</w:t>
+      </w:r>
+      <w:proofErr w:type="gramEnd"/>
       <w:r>
         <w:rPr>
           <w:rFonts w:ascii="Arial" w:hAnsi="Arial" w:cs="Arial"/>
           <w:color w:val="1D1C1D"/>
           <w:shd w:val="clear" w:color="auto" w:fill="F8F8F8"/>
         </w:rPr>
-        <w:t>=</w:t>
+        <w:t>bare</w:t>
       </w:r>
       <w:r>
         <w:rPr>
@@ -273,7 +445,7 @@
           <w:color w:val="1D1C1D"/>
           <w:shd w:val="clear" w:color="auto" w:fill="F8F8F8"/>
         </w:rPr>
-        <w:t>True</w:t>
+        <w:t>=</w:t>
       </w:r>
       <w:r>
         <w:rPr>
@@ -281,29 +453,483 @@
           <w:color w:val="1D1C1D"/>
           <w:shd w:val="clear" w:color="auto" w:fill="F8F8F8"/>
         </w:rPr>
-        <w:t>)</w:t>
-      </w:r>
+        <w:t xml:space="preserve"> </w:t>
+      </w:r>
+      <w:proofErr w:type="gramStart"/>
       <w:r>
         <w:rPr>
           <w:rFonts w:ascii="Arial" w:hAnsi="Arial" w:cs="Arial"/>
           <w:color w:val="1D1C1D"/>
           <w:shd w:val="clear" w:color="auto" w:fill="F8F8F8"/>
         </w:rPr>
+        <w:t>True</w:t>
+      </w:r>
+      <w:r>
+        <w:rPr>
+          <w:rFonts w:ascii="Arial" w:hAnsi="Arial" w:cs="Arial"/>
+          <w:color w:val="1D1C1D"/>
+          <w:shd w:val="clear" w:color="auto" w:fill="F8F8F8"/>
+        </w:rPr>
+        <w:t>)</w:t>
+      </w:r>
+      <w:r>
+        <w:rPr>
+          <w:rFonts w:ascii="Arial" w:hAnsi="Arial" w:cs="Arial"/>
+          <w:color w:val="1D1C1D"/>
+          <w:shd w:val="clear" w:color="auto" w:fill="F8F8F8"/>
+        </w:rPr>
         <w:t>}}</w:t>
       </w:r>
-    </w:p>
-    <w:p>
-      <w:pPr>
-        <w:rPr>
-          <w:rFonts w:ascii="Arial" w:hAnsi="Arial" w:cs="Arial"/>
-        </w:rPr>
-      </w:pPr>
-      <w:r>
-        <w:rPr>
-          <w:rFonts w:ascii="Arial" w:hAnsi="Arial" w:cs="Arial"/>
-        </w:rPr>
-        <w:t>{{employer.address.line_two</w:t>
-      </w:r>
+      <w:proofErr w:type="gramEnd"/>
+    </w:p>
+    <w:p>
+      <w:pPr>
+        <w:rPr>
+          <w:rFonts w:ascii="Arial" w:hAnsi="Arial" w:cs="Arial"/>
+        </w:rPr>
+      </w:pPr>
+      <w:r>
+        <w:rPr>
+          <w:rFonts w:ascii="Arial" w:hAnsi="Arial" w:cs="Arial"/>
+        </w:rPr>
+        <w:t>{{</w:t>
+      </w:r>
+      <w:proofErr w:type="spellStart"/>
+      <w:proofErr w:type="gramStart"/>
+      <w:r>
+        <w:rPr>
+          <w:rFonts w:ascii="Arial" w:hAnsi="Arial" w:cs="Arial"/>
+        </w:rPr>
+        <w:t>employer.address</w:t>
+      </w:r>
+      <w:proofErr w:type="gramEnd"/>
+      <w:r>
+        <w:rPr>
+          <w:rFonts w:ascii="Arial" w:hAnsi="Arial" w:cs="Arial"/>
+        </w:rPr>
+        <w:t>.line_</w:t>
+      </w:r>
+      <w:proofErr w:type="gramStart"/>
+      <w:r>
+        <w:rPr>
+          <w:rFonts w:ascii="Arial" w:hAnsi="Arial" w:cs="Arial"/>
+        </w:rPr>
+        <w:t>two</w:t>
+      </w:r>
+      <w:proofErr w:type="spellEnd"/>
+      <w:r>
+        <w:rPr>
+          <w:rFonts w:ascii="Arial" w:hAnsi="Arial" w:cs="Arial"/>
+        </w:rPr>
+        <w:t>(</w:t>
+      </w:r>
+      <w:proofErr w:type="gramEnd"/>
+      <w:r>
+        <w:rPr>
+          <w:rFonts w:ascii="Arial" w:hAnsi="Arial" w:cs="Arial"/>
+        </w:rPr>
+        <w:t>)</w:t>
+      </w:r>
+      <w:r>
+        <w:rPr>
+          <w:rFonts w:ascii="Arial" w:hAnsi="Arial" w:cs="Arial"/>
+        </w:rPr>
+        <w:t>}}</w:t>
+      </w:r>
+    </w:p>
+    <w:p>
+      <w:pPr>
+        <w:rPr>
+          <w:rFonts w:ascii="Arial" w:hAnsi="Arial" w:cs="Arial"/>
+        </w:rPr>
+      </w:pPr>
+    </w:p>
+    <w:p>
+      <w:pPr>
+        <w:rPr>
+          <w:rFonts w:ascii="Arial" w:hAnsi="Arial" w:cs="Arial"/>
+        </w:rPr>
+      </w:pPr>
+      <w:proofErr w:type="gramStart"/>
+      <w:r>
+        <w:rPr>
+          <w:rFonts w:ascii="Arial" w:hAnsi="Arial" w:cs="Arial"/>
+        </w:rPr>
+        <w:t>Dear {%</w:t>
+      </w:r>
+      <w:proofErr w:type="gramEnd"/>
+      <w:r>
+        <w:rPr>
+          <w:rFonts w:ascii="Arial" w:hAnsi="Arial" w:cs="Arial"/>
+        </w:rPr>
+        <w:t xml:space="preserve"> if </w:t>
+      </w:r>
+      <w:proofErr w:type="spellStart"/>
+      <w:r>
+        <w:rPr>
+          <w:rFonts w:ascii="Arial" w:hAnsi="Arial" w:cs="Arial"/>
+        </w:rPr>
+        <w:t>hr</w:t>
+      </w:r>
+      <w:r>
+        <w:rPr>
+          <w:rFonts w:ascii="Arial" w:hAnsi="Arial" w:cs="Arial"/>
+        </w:rPr>
+        <w:t>_</w:t>
+      </w:r>
+      <w:proofErr w:type="gramStart"/>
+      <w:r>
+        <w:rPr>
+          <w:rFonts w:ascii="Arial" w:hAnsi="Arial" w:cs="Arial"/>
+        </w:rPr>
+        <w:t>known</w:t>
+      </w:r>
+      <w:proofErr w:type="spellEnd"/>
+      <w:r>
+        <w:rPr>
+          <w:rFonts w:ascii="Arial" w:hAnsi="Arial" w:cs="Arial"/>
+        </w:rPr>
+        <w:t xml:space="preserve"> !</w:t>
+      </w:r>
+      <w:proofErr w:type="gramEnd"/>
+      <w:r>
+        <w:rPr>
+          <w:rFonts w:ascii="Arial" w:hAnsi="Arial" w:cs="Arial"/>
+        </w:rPr>
+        <w:t xml:space="preserve">= True </w:t>
+      </w:r>
+      <w:proofErr w:type="gramStart"/>
+      <w:r>
+        <w:rPr>
+          <w:rFonts w:ascii="Arial" w:hAnsi="Arial" w:cs="Arial"/>
+        </w:rPr>
+        <w:t>%}{</w:t>
+      </w:r>
+      <w:proofErr w:type="gramEnd"/>
+      <w:r>
+        <w:rPr>
+          <w:rFonts w:ascii="Arial" w:hAnsi="Arial" w:cs="Arial"/>
+        </w:rPr>
+        <w:t>{</w:t>
+      </w:r>
+      <w:proofErr w:type="spellStart"/>
+      <w:r>
+        <w:rPr>
+          <w:rFonts w:ascii="Arial" w:hAnsi="Arial" w:cs="Arial"/>
+        </w:rPr>
+        <w:t>employer.</w:t>
+      </w:r>
+      <w:r>
+        <w:rPr>
+          <w:rFonts w:ascii="Arial" w:hAnsi="Arial" w:cs="Arial"/>
+        </w:rPr>
+        <w:t>name_</w:t>
+      </w:r>
+      <w:proofErr w:type="gramStart"/>
+      <w:r>
+        <w:rPr>
+          <w:rFonts w:ascii="Arial" w:hAnsi="Arial" w:cs="Arial"/>
+        </w:rPr>
+        <w:t>full</w:t>
+      </w:r>
+      <w:proofErr w:type="spellEnd"/>
+      <w:r>
+        <w:rPr>
+          <w:rFonts w:ascii="Arial" w:hAnsi="Arial" w:cs="Arial"/>
+        </w:rPr>
+        <w:t>(</w:t>
+      </w:r>
+      <w:proofErr w:type="gramEnd"/>
+      <w:r>
+        <w:rPr>
+          <w:rFonts w:ascii="Arial" w:hAnsi="Arial" w:cs="Arial"/>
+        </w:rPr>
+        <w:t>)</w:t>
+      </w:r>
+      <w:proofErr w:type="gramStart"/>
+      <w:r>
+        <w:rPr>
+          <w:rFonts w:ascii="Arial" w:hAnsi="Arial" w:cs="Arial"/>
+        </w:rPr>
+        <w:t>}</w:t>
+      </w:r>
+      <w:r>
+        <w:rPr>
+          <w:rFonts w:ascii="Arial" w:hAnsi="Arial" w:cs="Arial"/>
+        </w:rPr>
+        <w:t>}{</w:t>
+      </w:r>
+      <w:proofErr w:type="gramEnd"/>
+      <w:r>
+        <w:rPr>
+          <w:rFonts w:ascii="Arial" w:hAnsi="Arial" w:cs="Arial"/>
+        </w:rPr>
+        <w:t xml:space="preserve">% else </w:t>
+      </w:r>
+      <w:proofErr w:type="gramStart"/>
+      <w:r>
+        <w:rPr>
+          <w:rFonts w:ascii="Arial" w:hAnsi="Arial" w:cs="Arial"/>
+        </w:rPr>
+        <w:t>%}{</w:t>
+      </w:r>
+      <w:proofErr w:type="gramEnd"/>
+      <w:r>
+        <w:rPr>
+          <w:rFonts w:ascii="Arial" w:hAnsi="Arial" w:cs="Arial"/>
+        </w:rPr>
+        <w:t>{</w:t>
+      </w:r>
+      <w:proofErr w:type="spellStart"/>
+      <w:r>
+        <w:rPr>
+          <w:rFonts w:ascii="Arial" w:hAnsi="Arial" w:cs="Arial"/>
+        </w:rPr>
+        <w:t>hr_head</w:t>
+      </w:r>
+      <w:r>
+        <w:rPr>
+          <w:rFonts w:ascii="Arial" w:hAnsi="Arial" w:cs="Arial"/>
+        </w:rPr>
+        <w:t>.</w:t>
+      </w:r>
+      <w:r>
+        <w:rPr>
+          <w:rFonts w:ascii="Arial" w:hAnsi="Arial" w:cs="Arial"/>
+        </w:rPr>
+        <w:t>name_</w:t>
+      </w:r>
+      <w:proofErr w:type="gramStart"/>
+      <w:r>
+        <w:rPr>
+          <w:rFonts w:ascii="Arial" w:hAnsi="Arial" w:cs="Arial"/>
+        </w:rPr>
+        <w:t>full</w:t>
+      </w:r>
+      <w:proofErr w:type="spellEnd"/>
+      <w:r>
+        <w:rPr>
+          <w:rFonts w:ascii="Arial" w:hAnsi="Arial" w:cs="Arial"/>
+        </w:rPr>
+        <w:t>(</w:t>
+      </w:r>
+      <w:proofErr w:type="gramEnd"/>
+      <w:r>
+        <w:rPr>
+          <w:rFonts w:ascii="Arial" w:hAnsi="Arial" w:cs="Arial"/>
+        </w:rPr>
+        <w:t>)</w:t>
+      </w:r>
+      <w:proofErr w:type="gramStart"/>
+      <w:r>
+        <w:rPr>
+          <w:rFonts w:ascii="Arial" w:hAnsi="Arial" w:cs="Arial"/>
+        </w:rPr>
+        <w:t>}}{</w:t>
+      </w:r>
+      <w:proofErr w:type="gramEnd"/>
+      <w:r>
+        <w:rPr>
+          <w:rFonts w:ascii="Arial" w:hAnsi="Arial" w:cs="Arial"/>
+        </w:rPr>
+        <w:t xml:space="preserve">% </w:t>
+      </w:r>
+      <w:proofErr w:type="gramStart"/>
+      <w:r>
+        <w:rPr>
+          <w:rFonts w:ascii="Arial" w:hAnsi="Arial" w:cs="Arial"/>
+        </w:rPr>
+        <w:t>endif %}</w:t>
+      </w:r>
+      <w:proofErr w:type="gramEnd"/>
+      <w:r>
+        <w:rPr>
+          <w:rFonts w:ascii="Arial" w:hAnsi="Arial" w:cs="Arial"/>
+        </w:rPr>
+        <w:t>:</w:t>
+      </w:r>
+    </w:p>
+    <w:p>
+      <w:pPr>
+        <w:rPr>
+          <w:rFonts w:ascii="Arial" w:hAnsi="Arial" w:cs="Arial"/>
+        </w:rPr>
+      </w:pPr>
+    </w:p>
+    <w:p>
+      <w:pPr>
+        <w:rPr>
+          <w:rFonts w:ascii="Arial" w:hAnsi="Arial" w:cs="Arial"/>
+        </w:rPr>
+      </w:pPr>
+      <w:r>
+        <w:rPr>
+          <w:rFonts w:ascii="Arial" w:hAnsi="Arial" w:cs="Arial"/>
+        </w:rPr>
+        <w:t xml:space="preserve">{% if </w:t>
+      </w:r>
+      <w:proofErr w:type="spellStart"/>
+      <w:r>
+        <w:rPr>
+          <w:rFonts w:ascii="Arial" w:hAnsi="Arial" w:cs="Arial"/>
+        </w:rPr>
+        <w:t>employment_status</w:t>
+      </w:r>
+      <w:proofErr w:type="spellEnd"/>
+      <w:r>
+        <w:rPr>
+          <w:rFonts w:ascii="Arial" w:hAnsi="Arial" w:cs="Arial"/>
+        </w:rPr>
+        <w:t xml:space="preserve"> == "</w:t>
+      </w:r>
+      <w:proofErr w:type="spellStart"/>
+      <w:r>
+        <w:rPr>
+          <w:rFonts w:ascii="Arial" w:hAnsi="Arial" w:cs="Arial"/>
+        </w:rPr>
+        <w:t>not_work</w:t>
+      </w:r>
+      <w:proofErr w:type="spellEnd"/>
+      <w:r>
+        <w:rPr>
+          <w:rFonts w:ascii="Arial" w:hAnsi="Arial" w:cs="Arial"/>
+        </w:rPr>
+        <w:t xml:space="preserve">" </w:t>
+      </w:r>
+      <w:proofErr w:type="gramStart"/>
+      <w:r>
+        <w:rPr>
+          <w:rFonts w:ascii="Arial" w:hAnsi="Arial" w:cs="Arial"/>
+        </w:rPr>
+        <w:t>%}I</w:t>
+      </w:r>
+      <w:proofErr w:type="gramEnd"/>
+      <w:r>
+        <w:rPr>
+          <w:rFonts w:ascii="Arial" w:hAnsi="Arial" w:cs="Arial"/>
+        </w:rPr>
+        <w:t xml:space="preserve"> started working as an employee of </w:t>
+      </w:r>
+      <w:proofErr w:type="gramStart"/>
+      <w:r>
+        <w:rPr>
+          <w:rFonts w:ascii="Arial" w:hAnsi="Arial" w:cs="Arial"/>
+        </w:rPr>
+        <w:t>{{</w:t>
+      </w:r>
+      <w:r>
+        <w:rPr>
+          <w:rFonts w:ascii="Arial" w:hAnsi="Arial" w:cs="Arial"/>
+        </w:rPr>
+        <w:t xml:space="preserve"> </w:t>
+      </w:r>
+      <w:proofErr w:type="spellStart"/>
+      <w:r>
+        <w:rPr>
+          <w:rFonts w:ascii="Arial" w:hAnsi="Arial" w:cs="Arial"/>
+        </w:rPr>
+        <w:t>employer.</w:t>
+      </w:r>
+      <w:r>
+        <w:rPr>
+          <w:rFonts w:ascii="Arial" w:hAnsi="Arial" w:cs="Arial"/>
+        </w:rPr>
+        <w:t>name</w:t>
+      </w:r>
+      <w:proofErr w:type="gramEnd"/>
+      <w:r>
+        <w:rPr>
+          <w:rFonts w:ascii="Arial" w:hAnsi="Arial" w:cs="Arial"/>
+        </w:rPr>
+        <w:t>_</w:t>
+      </w:r>
+      <w:proofErr w:type="gramStart"/>
+      <w:r>
+        <w:rPr>
+          <w:rFonts w:ascii="Arial" w:hAnsi="Arial" w:cs="Arial"/>
+        </w:rPr>
+        <w:t>full</w:t>
+      </w:r>
+      <w:proofErr w:type="spellEnd"/>
+      <w:r>
+        <w:rPr>
+          <w:rFonts w:ascii="Arial" w:hAnsi="Arial" w:cs="Arial"/>
+        </w:rPr>
+        <w:t>(</w:t>
+      </w:r>
+      <w:proofErr w:type="gramEnd"/>
+      <w:r>
+        <w:rPr>
+          <w:rFonts w:ascii="Arial" w:hAnsi="Arial" w:cs="Arial"/>
+        </w:rPr>
+        <w:t>)</w:t>
+      </w:r>
+      <w:r>
+        <w:rPr>
+          <w:rFonts w:ascii="Arial" w:hAnsi="Arial" w:cs="Arial"/>
+        </w:rPr>
+        <w:t xml:space="preserve">}} </w:t>
+      </w:r>
+      <w:r>
+        <w:rPr>
+          <w:rFonts w:ascii="Arial" w:hAnsi="Arial" w:cs="Arial"/>
+        </w:rPr>
+        <w:t>around</w:t>
+      </w:r>
+      <w:r>
+        <w:rPr>
+          <w:rFonts w:ascii="Arial" w:hAnsi="Arial" w:cs="Arial"/>
+        </w:rPr>
+        <w:t xml:space="preserve"> {{</w:t>
+      </w:r>
+      <w:proofErr w:type="spellStart"/>
+      <w:r>
+        <w:rPr>
+          <w:rFonts w:ascii="Arial" w:hAnsi="Arial" w:cs="Arial"/>
+        </w:rPr>
+        <w:t>hiring_</w:t>
+      </w:r>
+      <w:proofErr w:type="gramStart"/>
+      <w:r>
+        <w:rPr>
+          <w:rFonts w:ascii="Arial" w:hAnsi="Arial" w:cs="Arial"/>
+        </w:rPr>
+        <w:t>date</w:t>
+      </w:r>
+      <w:proofErr w:type="spellEnd"/>
+      <w:r>
+        <w:rPr>
+          <w:rFonts w:ascii="Arial" w:hAnsi="Arial" w:cs="Arial"/>
+        </w:rPr>
+        <w:t>}}.</w:t>
+      </w:r>
+      <w:proofErr w:type="gramEnd"/>
+      <w:r>
+        <w:rPr>
+          <w:rFonts w:ascii="Arial" w:hAnsi="Arial" w:cs="Arial"/>
+        </w:rPr>
+        <w:t xml:space="preserve"> My employment at {{</w:t>
+      </w:r>
+      <w:r>
+        <w:rPr>
+          <w:rFonts w:ascii="Arial" w:hAnsi="Arial" w:cs="Arial"/>
+        </w:rPr>
+        <w:t xml:space="preserve"> </w:t>
+      </w:r>
+      <w:proofErr w:type="spellStart"/>
+      <w:r>
+        <w:rPr>
+          <w:rFonts w:ascii="Arial" w:hAnsi="Arial" w:cs="Arial"/>
+        </w:rPr>
+        <w:t>employer.</w:t>
+      </w:r>
+      <w:r>
+        <w:rPr>
+          <w:rFonts w:ascii="Arial" w:hAnsi="Arial" w:cs="Arial"/>
+        </w:rPr>
+        <w:t>name_full</w:t>
+      </w:r>
+      <w:proofErr w:type="spellEnd"/>
       <w:r>
         <w:rPr>
           <w:rFonts w:ascii="Arial" w:hAnsi="Arial" w:cs="Arial"/>
@@ -314,39 +940,411 @@
         <w:rPr>
           <w:rFonts w:ascii="Arial" w:hAnsi="Arial" w:cs="Arial"/>
         </w:rPr>
+        <w:t>}} ended</w:t>
+      </w:r>
+      <w:r>
+        <w:rPr>
+          <w:rFonts w:ascii="Arial" w:hAnsi="Arial" w:cs="Arial"/>
+        </w:rPr>
+        <w:t xml:space="preserve"> around </w:t>
+      </w:r>
+      <w:r>
+        <w:rPr>
+          <w:rFonts w:ascii="Arial" w:hAnsi="Arial" w:cs="Arial"/>
+        </w:rPr>
+        <w:t>{{</w:t>
+      </w:r>
+      <w:proofErr w:type="spellStart"/>
+      <w:r>
+        <w:rPr>
+          <w:rFonts w:ascii="Arial" w:hAnsi="Arial" w:cs="Arial"/>
+        </w:rPr>
+        <w:t>end_date</w:t>
+      </w:r>
+      <w:proofErr w:type="spellEnd"/>
+      <w:r>
+        <w:rPr>
+          <w:rFonts w:ascii="Arial" w:hAnsi="Arial" w:cs="Arial"/>
+        </w:rPr>
+        <w:t>}}.</w:t>
+      </w:r>
+      <w:r>
+        <w:rPr>
+          <w:rFonts w:ascii="Arial" w:hAnsi="Arial" w:cs="Arial"/>
+        </w:rPr>
+        <w:t xml:space="preserve">{% </w:t>
+      </w:r>
+      <w:proofErr w:type="spellStart"/>
+      <w:r>
+        <w:rPr>
+          <w:rFonts w:ascii="Arial" w:hAnsi="Arial" w:cs="Arial"/>
+        </w:rPr>
+        <w:t>elif</w:t>
+      </w:r>
+      <w:proofErr w:type="spellEnd"/>
+      <w:r>
+        <w:rPr>
+          <w:rFonts w:ascii="Arial" w:hAnsi="Arial" w:cs="Arial"/>
+        </w:rPr>
+        <w:t xml:space="preserve"> </w:t>
+      </w:r>
+      <w:proofErr w:type="spellStart"/>
+      <w:r>
+        <w:rPr>
+          <w:rFonts w:ascii="Arial" w:hAnsi="Arial" w:cs="Arial"/>
+        </w:rPr>
+        <w:t>employment_status</w:t>
+      </w:r>
+      <w:proofErr w:type="spellEnd"/>
+      <w:r>
+        <w:rPr>
+          <w:rFonts w:ascii="Arial" w:hAnsi="Arial" w:cs="Arial"/>
+        </w:rPr>
+        <w:t xml:space="preserve"> == “work”</w:t>
+      </w:r>
+      <w:r>
+        <w:rPr>
+          <w:rFonts w:ascii="Arial" w:hAnsi="Arial" w:cs="Arial"/>
+        </w:rPr>
+        <w:t xml:space="preserve"> or </w:t>
+      </w:r>
+      <w:proofErr w:type="spellStart"/>
+      <w:r>
+        <w:rPr>
+          <w:rFonts w:ascii="Arial" w:hAnsi="Arial" w:cs="Arial"/>
+        </w:rPr>
+        <w:t>employment_status</w:t>
+      </w:r>
+      <w:proofErr w:type="spellEnd"/>
+      <w:r>
+        <w:rPr>
+          <w:rFonts w:ascii="Arial" w:hAnsi="Arial" w:cs="Arial"/>
+        </w:rPr>
+        <w:t xml:space="preserve"> == “</w:t>
+      </w:r>
+      <w:proofErr w:type="spellStart"/>
+      <w:r>
+        <w:rPr>
+          <w:rFonts w:ascii="Arial" w:hAnsi="Arial" w:cs="Arial"/>
+        </w:rPr>
+        <w:t>on_leave</w:t>
+      </w:r>
+      <w:proofErr w:type="spellEnd"/>
+      <w:r>
+        <w:rPr>
+          <w:rFonts w:ascii="Arial" w:hAnsi="Arial" w:cs="Arial"/>
+        </w:rPr>
+        <w:t>”</w:t>
+      </w:r>
+      <w:r>
+        <w:rPr>
+          <w:rFonts w:ascii="Arial" w:hAnsi="Arial" w:cs="Arial"/>
+        </w:rPr>
+        <w:t xml:space="preserve"> %}I have been an employee of {{</w:t>
+      </w:r>
+      <w:r>
+        <w:rPr>
+          <w:rFonts w:ascii="Arial" w:hAnsi="Arial" w:cs="Arial"/>
+        </w:rPr>
+        <w:t xml:space="preserve"> </w:t>
+      </w:r>
+      <w:proofErr w:type="spellStart"/>
+      <w:r>
+        <w:rPr>
+          <w:rFonts w:ascii="Arial" w:hAnsi="Arial" w:cs="Arial"/>
+        </w:rPr>
+        <w:t>employer.</w:t>
+      </w:r>
+      <w:r>
+        <w:rPr>
+          <w:rFonts w:ascii="Arial" w:hAnsi="Arial" w:cs="Arial"/>
+        </w:rPr>
+        <w:t>name_full</w:t>
+      </w:r>
+      <w:proofErr w:type="spellEnd"/>
+      <w:r>
+        <w:rPr>
+          <w:rFonts w:ascii="Arial" w:hAnsi="Arial" w:cs="Arial"/>
+        </w:rPr>
+        <w:t>()</w:t>
+      </w:r>
+      <w:r>
+        <w:rPr>
+          <w:rFonts w:ascii="Arial" w:hAnsi="Arial" w:cs="Arial"/>
+        </w:rPr>
+        <w:t xml:space="preserve">}} since </w:t>
+      </w:r>
+      <w:r>
+        <w:rPr>
+          <w:rFonts w:ascii="Arial" w:hAnsi="Arial" w:cs="Arial"/>
+        </w:rPr>
+        <w:t>around</w:t>
+      </w:r>
+      <w:r>
+        <w:rPr>
+          <w:rFonts w:ascii="Arial" w:hAnsi="Arial" w:cs="Arial"/>
+        </w:rPr>
+        <w:t xml:space="preserve"> {{</w:t>
+      </w:r>
+      <w:proofErr w:type="spellStart"/>
+      <w:r>
+        <w:rPr>
+          <w:rFonts w:ascii="Arial" w:hAnsi="Arial" w:cs="Arial"/>
+        </w:rPr>
+        <w:t>hiring_date</w:t>
+      </w:r>
+      <w:proofErr w:type="spellEnd"/>
+      <w:r>
+        <w:rPr>
+          <w:rFonts w:ascii="Arial" w:hAnsi="Arial" w:cs="Arial"/>
+        </w:rPr>
+        <w:t>}}.</w:t>
+      </w:r>
+      <w:r>
+        <w:rPr>
+          <w:rFonts w:ascii="Arial" w:hAnsi="Arial" w:cs="Arial"/>
+        </w:rPr>
+        <w:t xml:space="preserve">{% </w:t>
+      </w:r>
+      <w:proofErr w:type="spellStart"/>
+      <w:r>
+        <w:rPr>
+          <w:rFonts w:ascii="Arial" w:hAnsi="Arial" w:cs="Arial"/>
+        </w:rPr>
+        <w:t>elif</w:t>
+      </w:r>
+      <w:proofErr w:type="spellEnd"/>
+      <w:r>
+        <w:rPr>
+          <w:rFonts w:ascii="Arial" w:hAnsi="Arial" w:cs="Arial"/>
+        </w:rPr>
+        <w:t xml:space="preserve"> </w:t>
+      </w:r>
+      <w:proofErr w:type="spellStart"/>
+      <w:r>
+        <w:rPr>
+          <w:rFonts w:ascii="Arial" w:hAnsi="Arial" w:cs="Arial"/>
+        </w:rPr>
+        <w:t>employment_status</w:t>
+      </w:r>
+      <w:proofErr w:type="spellEnd"/>
+      <w:r>
+        <w:rPr>
+          <w:rFonts w:ascii="Arial" w:hAnsi="Arial" w:cs="Arial"/>
+        </w:rPr>
+        <w:t xml:space="preserve"> == “</w:t>
+      </w:r>
+      <w:proofErr w:type="spellStart"/>
+      <w:r>
+        <w:rPr>
+          <w:rFonts w:ascii="Arial" w:hAnsi="Arial" w:cs="Arial"/>
+        </w:rPr>
+        <w:t>laid_off</w:t>
+      </w:r>
+      <w:proofErr w:type="spellEnd"/>
+      <w:r>
+        <w:rPr>
+          <w:rFonts w:ascii="Arial" w:hAnsi="Arial" w:cs="Arial"/>
+        </w:rPr>
+        <w:t>” %}</w:t>
+      </w:r>
+      <w:r>
+        <w:rPr>
+          <w:rFonts w:ascii="Arial" w:hAnsi="Arial" w:cs="Arial"/>
+        </w:rPr>
+        <w:t xml:space="preserve">I </w:t>
+      </w:r>
+      <w:r>
+        <w:rPr>
+          <w:rFonts w:ascii="Arial" w:hAnsi="Arial" w:cs="Arial"/>
+        </w:rPr>
+        <w:t>started working as</w:t>
+      </w:r>
+      <w:r>
+        <w:rPr>
+          <w:rFonts w:ascii="Arial" w:hAnsi="Arial" w:cs="Arial"/>
+        </w:rPr>
+        <w:t xml:space="preserve"> an employee of {{ </w:t>
+      </w:r>
+      <w:proofErr w:type="spellStart"/>
+      <w:r>
+        <w:rPr>
+          <w:rFonts w:ascii="Arial" w:hAnsi="Arial" w:cs="Arial"/>
+        </w:rPr>
+        <w:t>employer.</w:t>
+      </w:r>
+      <w:r>
+        <w:rPr>
+          <w:rFonts w:ascii="Arial" w:hAnsi="Arial" w:cs="Arial"/>
+        </w:rPr>
+        <w:t>name_full</w:t>
+      </w:r>
+      <w:proofErr w:type="spellEnd"/>
+      <w:r>
+        <w:rPr>
+          <w:rFonts w:ascii="Arial" w:hAnsi="Arial" w:cs="Arial"/>
+        </w:rPr>
+        <w:t>()</w:t>
+      </w:r>
+      <w:r>
+        <w:rPr>
+          <w:rFonts w:ascii="Arial" w:hAnsi="Arial" w:cs="Arial"/>
+        </w:rPr>
+        <w:t xml:space="preserve">}} </w:t>
+      </w:r>
+      <w:r>
+        <w:rPr>
+          <w:rFonts w:ascii="Arial" w:hAnsi="Arial" w:cs="Arial"/>
+        </w:rPr>
+        <w:t>around</w:t>
+      </w:r>
+      <w:r>
+        <w:rPr>
+          <w:rFonts w:ascii="Arial" w:hAnsi="Arial" w:cs="Arial"/>
+        </w:rPr>
+        <w:t xml:space="preserve"> {{</w:t>
+      </w:r>
+      <w:proofErr w:type="spellStart"/>
+      <w:r>
+        <w:rPr>
+          <w:rFonts w:ascii="Arial" w:hAnsi="Arial" w:cs="Arial"/>
+        </w:rPr>
+        <w:t>hiring_date</w:t>
+      </w:r>
+      <w:proofErr w:type="spellEnd"/>
+      <w:r>
+        <w:rPr>
+          <w:rFonts w:ascii="Arial" w:hAnsi="Arial" w:cs="Arial"/>
+        </w:rPr>
         <w:t>}}</w:t>
       </w:r>
-    </w:p>
-    <w:p>
-      <w:pPr>
-        <w:rPr>
-          <w:rFonts w:ascii="Arial" w:hAnsi="Arial" w:cs="Arial"/>
-        </w:rPr>
-      </w:pPr>
-    </w:p>
-    <w:p>
-      <w:pPr>
-        <w:rPr>
-          <w:rFonts w:ascii="Arial" w:hAnsi="Arial" w:cs="Arial"/>
-        </w:rPr>
-      </w:pPr>
-      <w:r>
-        <w:rPr>
-          <w:rFonts w:ascii="Arial" w:hAnsi="Arial" w:cs="Arial"/>
-        </w:rPr>
-        <w:t>Dear {% if hr</w:t>
-      </w:r>
-      <w:r>
-        <w:rPr>
-          <w:rFonts w:ascii="Arial" w:hAnsi="Arial" w:cs="Arial"/>
-        </w:rPr>
-        <w:t xml:space="preserve">_known != True </w:t>
-      </w:r>
-      <w:r>
-        <w:rPr>
-          <w:rFonts w:ascii="Arial" w:hAnsi="Arial" w:cs="Arial"/>
-        </w:rPr>
-        <w:t>%}{{employer.name.full(middle='full'</w:t>
+      <w:r>
+        <w:rPr>
+          <w:rFonts w:ascii="Arial" w:hAnsi="Arial" w:cs="Arial"/>
+        </w:rPr>
+        <w:t>. I was laid off</w:t>
+      </w:r>
+      <w:r>
+        <w:rPr>
+          <w:rFonts w:ascii="Arial" w:hAnsi="Arial" w:cs="Arial"/>
+        </w:rPr>
+        <w:t xml:space="preserve"> around {{</w:t>
+      </w:r>
+      <w:proofErr w:type="spellStart"/>
+      <w:r>
+        <w:rPr>
+          <w:rFonts w:ascii="Arial" w:hAnsi="Arial" w:cs="Arial"/>
+        </w:rPr>
+        <w:t>end_date</w:t>
+      </w:r>
+      <w:proofErr w:type="spellEnd"/>
+      <w:r>
+        <w:rPr>
+          <w:rFonts w:ascii="Arial" w:hAnsi="Arial" w:cs="Arial"/>
+        </w:rPr>
+        <w:t>}</w:t>
+      </w:r>
+      <w:r>
+        <w:rPr>
+          <w:rFonts w:ascii="Arial" w:hAnsi="Arial" w:cs="Arial"/>
+        </w:rPr>
+        <w:t>}</w:t>
+      </w:r>
+      <w:r>
+        <w:rPr>
+          <w:rFonts w:ascii="Arial" w:hAnsi="Arial" w:cs="Arial"/>
+        </w:rPr>
+        <w:t>, but I am subject to recall.</w:t>
+      </w:r>
+      <w:r>
+        <w:rPr>
+          <w:rFonts w:ascii="Arial" w:hAnsi="Arial" w:cs="Arial"/>
+        </w:rPr>
+        <w:t xml:space="preserve"> </w:t>
+      </w:r>
+      <w:r>
+        <w:rPr>
+          <w:rFonts w:ascii="Arial" w:hAnsi="Arial" w:cs="Arial"/>
+        </w:rPr>
+        <w:t>{% endif %}</w:t>
+      </w:r>
+    </w:p>
+    <w:p>
+      <w:pPr>
+        <w:rPr>
+          <w:rFonts w:ascii="Arial" w:hAnsi="Arial" w:cs="Arial"/>
+        </w:rPr>
+      </w:pPr>
+    </w:p>
+    <w:p>
+      <w:pPr>
+        <w:rPr>
+          <w:rFonts w:ascii="Arial" w:hAnsi="Arial" w:cs="Arial"/>
+        </w:rPr>
+      </w:pPr>
+      <w:r>
+        <w:rPr>
+          <w:rFonts w:ascii="Arial" w:hAnsi="Arial" w:cs="Arial"/>
+        </w:rPr>
+        <w:t xml:space="preserve">I need a complete copy of my personnel record. </w:t>
+      </w:r>
+      <w:r>
+        <w:rPr>
+          <w:rFonts w:ascii="Arial" w:hAnsi="Arial" w:cs="Arial"/>
+        </w:rPr>
+        <w:t xml:space="preserve">{% if </w:t>
+      </w:r>
+      <w:proofErr w:type="spellStart"/>
+      <w:r>
+        <w:rPr>
+          <w:rFonts w:ascii="Arial" w:hAnsi="Arial" w:cs="Arial"/>
+        </w:rPr>
+        <w:t>statute_required</w:t>
+      </w:r>
+      <w:proofErr w:type="spellEnd"/>
+      <w:r>
+        <w:rPr>
+          <w:rFonts w:ascii="Arial" w:hAnsi="Arial" w:cs="Arial"/>
+        </w:rPr>
+        <w:t xml:space="preserve"> </w:t>
+      </w:r>
+      <w:r>
+        <w:rPr>
+          <w:rFonts w:ascii="Arial" w:hAnsi="Arial" w:cs="Arial"/>
+        </w:rPr>
+        <w:t xml:space="preserve">== True </w:t>
+      </w:r>
+      <w:proofErr w:type="gramStart"/>
+      <w:r>
+        <w:rPr>
+          <w:rFonts w:ascii="Arial" w:hAnsi="Arial" w:cs="Arial"/>
+        </w:rPr>
+        <w:t>%}</w:t>
+      </w:r>
+      <w:r>
+        <w:rPr>
+          <w:rFonts w:ascii="Arial" w:hAnsi="Arial" w:cs="Arial"/>
+        </w:rPr>
+        <w:t>Under</w:t>
+      </w:r>
+      <w:proofErr w:type="gramEnd"/>
+      <w:r>
+        <w:rPr>
+          <w:rFonts w:ascii="Arial" w:hAnsi="Arial" w:cs="Arial"/>
+        </w:rPr>
+        <w:t xml:space="preserve"> the Personnel Record Review Act</w:t>
+      </w:r>
+      <w:r>
+        <w:rPr>
+          <w:rFonts w:ascii="Arial" w:hAnsi="Arial" w:cs="Arial"/>
+        </w:rPr>
+        <w:t xml:space="preserve"> (</w:t>
+      </w:r>
+      <w:r>
+        <w:rPr>
+          <w:rFonts w:ascii="Arial" w:hAnsi="Arial" w:cs="Arial"/>
+        </w:rPr>
+        <w:t>820 ILCS 40</w:t>
       </w:r>
       <w:r>
         <w:rPr>
@@ -358,25 +1356,129 @@
         <w:rPr>
           <w:rFonts w:ascii="Arial" w:hAnsi="Arial" w:cs="Arial"/>
         </w:rPr>
-        <w:t>}</w:t>
-      </w:r>
-      <w:r>
-        <w:rPr>
-          <w:rFonts w:ascii="Arial" w:hAnsi="Arial" w:cs="Arial"/>
-        </w:rPr>
-        <w:t>}{% else %}{{hr_head</w:t>
-      </w:r>
-      <w:r>
-        <w:rPr>
-          <w:rFonts w:ascii="Arial" w:hAnsi="Arial" w:cs="Arial"/>
-        </w:rPr>
-        <w:t>.name.full(middle='full')</w:t>
-      </w:r>
-      <w:r>
-        <w:rPr>
-          <w:rFonts w:ascii="Arial" w:hAnsi="Arial" w:cs="Arial"/>
-        </w:rPr>
-        <w:t>}}{% endif %}</w:t>
+        <w:t xml:space="preserve">, you are required to allow me to view the file and get copies within 7 days of this </w:t>
+      </w:r>
+      <w:proofErr w:type="gramStart"/>
+      <w:r>
+        <w:rPr>
+          <w:rFonts w:ascii="Arial" w:hAnsi="Arial" w:cs="Arial"/>
+        </w:rPr>
+        <w:t>request.</w:t>
+      </w:r>
+      <w:r>
+        <w:rPr>
+          <w:rFonts w:ascii="Arial" w:hAnsi="Arial" w:cs="Arial"/>
+        </w:rPr>
+        <w:t>{</w:t>
+      </w:r>
+      <w:proofErr w:type="gramEnd"/>
+      <w:r>
+        <w:rPr>
+          <w:rFonts w:ascii="Arial" w:hAnsi="Arial" w:cs="Arial"/>
+        </w:rPr>
+        <w:t xml:space="preserve">% </w:t>
+      </w:r>
+      <w:proofErr w:type="gramStart"/>
+      <w:r>
+        <w:rPr>
+          <w:rFonts w:ascii="Arial" w:hAnsi="Arial" w:cs="Arial"/>
+        </w:rPr>
+        <w:t>else %}</w:t>
+      </w:r>
+      <w:proofErr w:type="gramEnd"/>
+      <w:r>
+        <w:rPr>
+          <w:rFonts w:ascii="Arial" w:hAnsi="Arial" w:cs="Arial"/>
+        </w:rPr>
+        <w:t xml:space="preserve"> I would like to view the file and get copies within 7 days of this </w:t>
+      </w:r>
+      <w:proofErr w:type="gramStart"/>
+      <w:r>
+        <w:rPr>
+          <w:rFonts w:ascii="Arial" w:hAnsi="Arial" w:cs="Arial"/>
+        </w:rPr>
+        <w:t>request.{</w:t>
+      </w:r>
+      <w:proofErr w:type="gramEnd"/>
+      <w:r>
+        <w:rPr>
+          <w:rFonts w:ascii="Arial" w:hAnsi="Arial" w:cs="Arial"/>
+        </w:rPr>
+        <w:t xml:space="preserve">% </w:t>
+      </w:r>
+      <w:proofErr w:type="gramStart"/>
+      <w:r>
+        <w:rPr>
+          <w:rFonts w:ascii="Arial" w:hAnsi="Arial" w:cs="Arial"/>
+        </w:rPr>
+        <w:t>endif %}</w:t>
+      </w:r>
+      <w:proofErr w:type="gramEnd"/>
+    </w:p>
+    <w:p>
+      <w:pPr>
+        <w:rPr>
+          <w:rFonts w:ascii="Arial" w:hAnsi="Arial" w:cs="Arial"/>
+        </w:rPr>
+      </w:pPr>
+    </w:p>
+    <w:p>
+      <w:pPr>
+        <w:rPr>
+          <w:rFonts w:ascii="Arial" w:hAnsi="Arial" w:cs="Arial"/>
+        </w:rPr>
+      </w:pPr>
+      <w:r>
+        <w:rPr>
+          <w:rFonts w:ascii="Arial" w:hAnsi="Arial" w:cs="Arial"/>
+        </w:rPr>
+        <w:t xml:space="preserve">{% if </w:t>
+      </w:r>
+      <w:proofErr w:type="spellStart"/>
+      <w:r>
+        <w:rPr>
+          <w:rFonts w:ascii="Arial" w:hAnsi="Arial" w:cs="Arial"/>
+        </w:rPr>
+        <w:t>response_method</w:t>
+      </w:r>
+      <w:proofErr w:type="spellEnd"/>
+      <w:r>
+        <w:rPr>
+          <w:rFonts w:ascii="Arial" w:hAnsi="Arial" w:cs="Arial"/>
+        </w:rPr>
+        <w:t xml:space="preserve"> == “email” </w:t>
+      </w:r>
+      <w:proofErr w:type="gramStart"/>
+      <w:r>
+        <w:rPr>
+          <w:rFonts w:ascii="Arial" w:hAnsi="Arial" w:cs="Arial"/>
+        </w:rPr>
+        <w:t>%}</w:t>
+      </w:r>
+      <w:r>
+        <w:rPr>
+          <w:rFonts w:ascii="Arial" w:hAnsi="Arial" w:cs="Arial"/>
+        </w:rPr>
+        <w:t>Please</w:t>
+      </w:r>
+      <w:proofErr w:type="gramEnd"/>
+      <w:r>
+        <w:rPr>
+          <w:rFonts w:ascii="Arial" w:hAnsi="Arial" w:cs="Arial"/>
+        </w:rPr>
+        <w:t xml:space="preserve"> send the </w:t>
+      </w:r>
+      <w:r>
+        <w:rPr>
+          <w:rFonts w:ascii="Arial" w:hAnsi="Arial" w:cs="Arial"/>
+        </w:rPr>
+        <w:t>copy of my personnel record</w:t>
+      </w:r>
+      <w:r>
+        <w:rPr>
+          <w:rFonts w:ascii="Arial" w:hAnsi="Arial" w:cs="Arial"/>
+        </w:rPr>
+        <w:t xml:space="preserve"> to my email address</w:t>
       </w:r>
       <w:r>
         <w:rPr>
@@ -384,175 +1486,33 @@
         </w:rPr>
         <w:t>:</w:t>
       </w:r>
-    </w:p>
-    <w:p>
-      <w:pPr>
-        <w:rPr>
-          <w:rFonts w:ascii="Arial" w:hAnsi="Arial" w:cs="Arial"/>
-        </w:rPr>
-      </w:pPr>
-    </w:p>
-    <w:p>
-      <w:pPr>
-        <w:rPr>
-          <w:rFonts w:ascii="Arial" w:hAnsi="Arial" w:cs="Arial"/>
-        </w:rPr>
-      </w:pPr>
-      <w:r>
-        <w:rPr>
-          <w:rFonts w:ascii="Arial" w:hAnsi="Arial" w:cs="Arial"/>
-        </w:rPr>
-        <w:t>{% if employment_status == "not_work" %}I started working as an employee of {{</w:t>
-      </w:r>
-      <w:r>
-        <w:rPr>
-          <w:rFonts w:ascii="Arial" w:hAnsi="Arial" w:cs="Arial"/>
-        </w:rPr>
-        <w:t xml:space="preserve"> employer.name.full(middle='full')</w:t>
-      </w:r>
-      <w:r>
-        <w:rPr>
-          <w:rFonts w:ascii="Arial" w:hAnsi="Arial" w:cs="Arial"/>
-        </w:rPr>
-        <w:t xml:space="preserve">}} </w:t>
-      </w:r>
-      <w:r>
-        <w:rPr>
-          <w:rFonts w:ascii="Arial" w:hAnsi="Arial" w:cs="Arial"/>
-        </w:rPr>
-        <w:t>around</w:t>
-      </w:r>
-      <w:r>
-        <w:rPr>
-          <w:rFonts w:ascii="Arial" w:hAnsi="Arial" w:cs="Arial"/>
-        </w:rPr>
-        <w:t xml:space="preserve"> {{hiring_date}}. My employment at {{</w:t>
-      </w:r>
-      <w:r>
-        <w:rPr>
-          <w:rFonts w:ascii="Arial" w:hAnsi="Arial" w:cs="Arial"/>
-        </w:rPr>
-        <w:t xml:space="preserve"> employer.name.full(middle='full')</w:t>
-      </w:r>
-      <w:r>
-        <w:rPr>
-          <w:rFonts w:ascii="Arial" w:hAnsi="Arial" w:cs="Arial"/>
-        </w:rPr>
-        <w:t>}} ended</w:t>
-      </w:r>
-      <w:r>
-        <w:rPr>
-          <w:rFonts w:ascii="Arial" w:hAnsi="Arial" w:cs="Arial"/>
-        </w:rPr>
-        <w:t xml:space="preserve"> around </w:t>
-      </w:r>
-      <w:r>
-        <w:rPr>
-          <w:rFonts w:ascii="Arial" w:hAnsi="Arial" w:cs="Arial"/>
-        </w:rPr>
-        <w:t>{{end_date}}.</w:t>
-      </w:r>
-      <w:r>
-        <w:rPr>
-          <w:rFonts w:ascii="Arial" w:hAnsi="Arial" w:cs="Arial"/>
-        </w:rPr>
-        <w:t>{% elif employment_status == “work”</w:t>
-      </w:r>
-      <w:r>
-        <w:rPr>
-          <w:rFonts w:ascii="Arial" w:hAnsi="Arial" w:cs="Arial"/>
-        </w:rPr>
-        <w:t xml:space="preserve"> or employment_status == “on_leave”</w:t>
-      </w:r>
-      <w:r>
-        <w:rPr>
-          <w:rFonts w:ascii="Arial" w:hAnsi="Arial" w:cs="Arial"/>
-        </w:rPr>
-        <w:t xml:space="preserve"> %}I have been an employee of {{</w:t>
-      </w:r>
-      <w:r>
-        <w:rPr>
-          <w:rFonts w:ascii="Arial" w:hAnsi="Arial" w:cs="Arial"/>
-        </w:rPr>
-        <w:t xml:space="preserve"> employer.name.full(middle='full')</w:t>
-      </w:r>
-      <w:r>
-        <w:rPr>
-          <w:rFonts w:ascii="Arial" w:hAnsi="Arial" w:cs="Arial"/>
-        </w:rPr>
-        <w:t xml:space="preserve">}} since </w:t>
-      </w:r>
-      <w:r>
-        <w:rPr>
-          <w:rFonts w:ascii="Arial" w:hAnsi="Arial" w:cs="Arial"/>
-        </w:rPr>
-        <w:t>around</w:t>
-      </w:r>
-      <w:r>
-        <w:rPr>
-          <w:rFonts w:ascii="Arial" w:hAnsi="Arial" w:cs="Arial"/>
-        </w:rPr>
-        <w:t xml:space="preserve"> {{hiring_date}}.</w:t>
-      </w:r>
-      <w:r>
-        <w:rPr>
-          <w:rFonts w:ascii="Arial" w:hAnsi="Arial" w:cs="Arial"/>
-        </w:rPr>
-        <w:t>{% elif employment_status == “laid_off” %}</w:t>
-      </w:r>
-      <w:r>
-        <w:rPr>
-          <w:rFonts w:ascii="Arial" w:hAnsi="Arial" w:cs="Arial"/>
-        </w:rPr>
-        <w:t xml:space="preserve">I </w:t>
-      </w:r>
-      <w:r>
-        <w:rPr>
-          <w:rFonts w:ascii="Arial" w:hAnsi="Arial" w:cs="Arial"/>
-        </w:rPr>
-        <w:t>started working as</w:t>
-      </w:r>
-      <w:r>
-        <w:rPr>
-          <w:rFonts w:ascii="Arial" w:hAnsi="Arial" w:cs="Arial"/>
-        </w:rPr>
-        <w:t xml:space="preserve"> an employee of {{ employer.name.full(middle='full')}} </w:t>
-      </w:r>
-      <w:r>
-        <w:rPr>
-          <w:rFonts w:ascii="Arial" w:hAnsi="Arial" w:cs="Arial"/>
-        </w:rPr>
-        <w:t>around</w:t>
-      </w:r>
-      <w:r>
-        <w:rPr>
-          <w:rFonts w:ascii="Arial" w:hAnsi="Arial" w:cs="Arial"/>
-        </w:rPr>
-        <w:t xml:space="preserve"> {{hiring_date}}</w:t>
-      </w:r>
-      <w:r>
-        <w:rPr>
-          <w:rFonts w:ascii="Arial" w:hAnsi="Arial" w:cs="Arial"/>
-        </w:rPr>
-        <w:t>. I was laid off</w:t>
-      </w:r>
-      <w:r>
-        <w:rPr>
-          <w:rFonts w:ascii="Arial" w:hAnsi="Arial" w:cs="Arial"/>
-        </w:rPr>
-        <w:t xml:space="preserve"> around {{end_date}</w:t>
-      </w:r>
-      <w:r>
-        <w:rPr>
-          <w:rFonts w:ascii="Arial" w:hAnsi="Arial" w:cs="Arial"/>
-        </w:rPr>
-        <w:t>}</w:t>
-      </w:r>
-      <w:r>
-        <w:rPr>
-          <w:rFonts w:ascii="Arial" w:hAnsi="Arial" w:cs="Arial"/>
-        </w:rPr>
-        <w:t>, but I am subject to recall.</w:t>
+      <w:r>
+        <w:rPr>
+          <w:rFonts w:ascii="Arial" w:hAnsi="Arial" w:cs="Arial"/>
+        </w:rPr>
+        <w:t xml:space="preserve"> {{</w:t>
+      </w:r>
+      <w:proofErr w:type="spellStart"/>
+      <w:proofErr w:type="gramStart"/>
+      <w:r>
+        <w:rPr>
+          <w:rFonts w:ascii="Arial" w:hAnsi="Arial" w:cs="Arial"/>
+        </w:rPr>
+        <w:t>user.email</w:t>
+      </w:r>
+      <w:proofErr w:type="spellEnd"/>
+      <w:proofErr w:type="gramEnd"/>
+      <w:r>
+        <w:rPr>
+          <w:rFonts w:ascii="Arial" w:hAnsi="Arial" w:cs="Arial"/>
+        </w:rPr>
+        <w:t xml:space="preserve">}}. {% </w:t>
+      </w:r>
+      <w:r>
+        <w:rPr>
+          <w:rFonts w:ascii="Arial" w:hAnsi="Arial" w:cs="Arial"/>
+        </w:rPr>
+        <w:t>else</w:t>
       </w:r>
       <w:r>
         <w:rPr>
@@ -560,292 +1520,190 @@
         </w:rPr>
         <w:t xml:space="preserve"> </w:t>
       </w:r>
-      <w:r>
-        <w:rPr>
-          <w:rFonts w:ascii="Arial" w:hAnsi="Arial" w:cs="Arial"/>
-        </w:rPr>
-        <w:t>{% endif %}</w:t>
-      </w:r>
-    </w:p>
-    <w:p>
-      <w:pPr>
-        <w:rPr>
-          <w:rFonts w:ascii="Arial" w:hAnsi="Arial" w:cs="Arial"/>
-        </w:rPr>
-      </w:pPr>
-    </w:p>
-    <w:p>
-      <w:pPr>
-        <w:rPr>
-          <w:rFonts w:ascii="Arial" w:hAnsi="Arial" w:cs="Arial"/>
-        </w:rPr>
-      </w:pPr>
-      <w:r>
-        <w:rPr>
-          <w:rFonts w:ascii="Arial" w:hAnsi="Arial" w:cs="Arial"/>
-        </w:rPr>
-        <w:t xml:space="preserve">I need a complete copy of my personnel record. </w:t>
-      </w:r>
+      <w:proofErr w:type="gramStart"/>
+      <w:r>
+        <w:rPr>
+          <w:rFonts w:ascii="Arial" w:hAnsi="Arial" w:cs="Arial"/>
+        </w:rPr>
+        <w:t>%}</w:t>
+      </w:r>
+      <w:r>
+        <w:rPr>
+          <w:rFonts w:ascii="Arial" w:hAnsi="Arial" w:cs="Arial"/>
+        </w:rPr>
+        <w:t>Please</w:t>
+      </w:r>
+      <w:proofErr w:type="gramEnd"/>
+      <w:r>
+        <w:rPr>
+          <w:rFonts w:ascii="Arial" w:hAnsi="Arial" w:cs="Arial"/>
+        </w:rPr>
+        <w:t xml:space="preserve"> </w:t>
+      </w:r>
+      <w:r>
+        <w:rPr>
+          <w:rFonts w:ascii="Arial" w:hAnsi="Arial" w:cs="Arial"/>
+        </w:rPr>
+        <w:t>mail</w:t>
+      </w:r>
+      <w:r>
+        <w:rPr>
+          <w:rFonts w:ascii="Arial" w:hAnsi="Arial" w:cs="Arial"/>
+        </w:rPr>
+        <w:t xml:space="preserve"> the copy of my personnel record</w:t>
+      </w:r>
+      <w:r>
+        <w:rPr>
+          <w:rFonts w:ascii="Arial" w:hAnsi="Arial" w:cs="Arial"/>
+        </w:rPr>
+        <w:t xml:space="preserve"> </w:t>
+      </w:r>
+      <w:r>
+        <w:rPr>
+          <w:rFonts w:ascii="Arial" w:hAnsi="Arial" w:cs="Arial"/>
+        </w:rPr>
+        <w:t>to me at the address</w:t>
+      </w:r>
+      <w:r>
+        <w:rPr>
+          <w:rFonts w:ascii="Arial" w:hAnsi="Arial" w:cs="Arial"/>
+        </w:rPr>
+        <w:t xml:space="preserve"> listed </w:t>
+      </w:r>
+      <w:proofErr w:type="gramStart"/>
+      <w:r>
+        <w:rPr>
+          <w:rFonts w:ascii="Arial" w:hAnsi="Arial" w:cs="Arial"/>
+        </w:rPr>
+        <w:t>below.</w:t>
+      </w:r>
+      <w:r>
+        <w:rPr>
+          <w:rFonts w:ascii="Arial" w:hAnsi="Arial" w:cs="Arial"/>
+        </w:rPr>
+        <w:t>{</w:t>
+      </w:r>
+      <w:proofErr w:type="gramEnd"/>
+      <w:r>
+        <w:rPr>
+          <w:rFonts w:ascii="Arial" w:hAnsi="Arial" w:cs="Arial"/>
+        </w:rPr>
+        <w:t xml:space="preserve">% </w:t>
+      </w:r>
+      <w:proofErr w:type="gramStart"/>
+      <w:r>
+        <w:rPr>
+          <w:rFonts w:ascii="Arial" w:hAnsi="Arial" w:cs="Arial"/>
+        </w:rPr>
+        <w:t>endif %}</w:t>
+      </w:r>
+      <w:proofErr w:type="gramEnd"/>
+    </w:p>
+    <w:p>
+      <w:pPr>
+        <w:rPr>
+          <w:rFonts w:ascii="Arial" w:hAnsi="Arial" w:cs="Arial"/>
+        </w:rPr>
+      </w:pPr>
+    </w:p>
+    <w:p>
+      <w:pPr>
+        <w:rPr>
+          <w:rFonts w:ascii="Arial" w:hAnsi="Arial" w:cs="Arial"/>
+        </w:rPr>
+      </w:pPr>
+      <w:r>
+        <w:rPr>
+          <w:rFonts w:ascii="Arial" w:hAnsi="Arial" w:cs="Arial"/>
+        </w:rPr>
+        <w:t>If you have</w:t>
+      </w:r>
+      <w:r>
+        <w:rPr>
+          <w:rFonts w:ascii="Arial" w:hAnsi="Arial" w:cs="Arial"/>
+        </w:rPr>
+        <w:t xml:space="preserve"> any questions about my request, please contact me.</w:t>
+      </w:r>
+      <w:r>
+        <w:rPr>
+          <w:rFonts w:ascii="Arial" w:hAnsi="Arial" w:cs="Arial"/>
+        </w:rPr>
+        <w:t xml:space="preserve"> </w:t>
+      </w:r>
+      <w:r>
+        <w:rPr>
+          <w:rFonts w:ascii="Arial" w:hAnsi="Arial" w:cs="Arial"/>
+        </w:rPr>
+        <w:t>Thank you very much.</w:t>
+      </w:r>
+    </w:p>
+    <w:p>
+      <w:pPr>
+        <w:rPr>
+          <w:rFonts w:ascii="Arial" w:hAnsi="Arial" w:cs="Arial"/>
+        </w:rPr>
+      </w:pPr>
+    </w:p>
+    <w:p>
+      <w:pPr>
+        <w:rPr>
+          <w:rFonts w:ascii="Arial" w:hAnsi="Arial" w:cs="Arial"/>
+        </w:rPr>
+      </w:pPr>
+    </w:p>
+    <w:p>
+      <w:pPr>
+        <w:rPr>
+          <w:rFonts w:ascii="Arial" w:hAnsi="Arial" w:cs="Arial"/>
+        </w:rPr>
+      </w:pPr>
+      <w:r>
+        <w:rPr>
+          <w:rFonts w:ascii="Arial" w:hAnsi="Arial" w:cs="Arial"/>
+        </w:rPr>
+        <w:t>Sincerely,</w:t>
+      </w:r>
+    </w:p>
+    <w:p>
+      <w:pPr>
+        <w:rPr>
+          <w:rFonts w:ascii="Arial" w:hAnsi="Arial" w:cs="Arial"/>
+        </w:rPr>
+      </w:pPr>
       <w:r>
         <w:rPr>
           <w:rFonts w:ascii="Arial" w:hAnsi="Arial" w:cs="Arial"/>
         </w:rPr>
         <w:t xml:space="preserve">{% if </w:t>
       </w:r>
-      <w:r>
-        <w:rPr>
-          <w:rFonts w:ascii="Arial" w:hAnsi="Arial" w:cs="Arial"/>
-        </w:rPr>
-        <w:t>statute_required</w:t>
-      </w:r>
-      <w:r>
-        <w:rPr>
-          <w:rFonts w:ascii="Arial" w:hAnsi="Arial" w:cs="Arial"/>
-        </w:rPr>
-        <w:t xml:space="preserve"> </w:t>
-      </w:r>
-      <w:r>
-        <w:rPr>
-          <w:rFonts w:ascii="Arial" w:hAnsi="Arial" w:cs="Arial"/>
-        </w:rPr>
-        <w:t>== True %}</w:t>
-      </w:r>
-      <w:r>
-        <w:rPr>
-          <w:rFonts w:ascii="Arial" w:hAnsi="Arial" w:cs="Arial"/>
-        </w:rPr>
-        <w:t>Under the Personnel Record Review Act</w:t>
-      </w:r>
-      <w:r>
-        <w:rPr>
-          <w:rFonts w:ascii="Arial" w:hAnsi="Arial" w:cs="Arial"/>
-        </w:rPr>
-        <w:t xml:space="preserve"> (</w:t>
-      </w:r>
-      <w:r>
-        <w:rPr>
-          <w:rFonts w:ascii="Arial" w:hAnsi="Arial" w:cs="Arial"/>
-        </w:rPr>
-        <w:t>820 ILCS 40</w:t>
-      </w:r>
-      <w:r>
-        <w:rPr>
-          <w:rFonts w:ascii="Arial" w:hAnsi="Arial" w:cs="Arial"/>
-        </w:rPr>
-        <w:t>)</w:t>
-      </w:r>
-      <w:r>
-        <w:rPr>
-          <w:rFonts w:ascii="Arial" w:hAnsi="Arial" w:cs="Arial"/>
-        </w:rPr>
-        <w:t>, you are required to allow me to view the file and get copies within 7 days of this request.</w:t>
-      </w:r>
-      <w:r>
-        <w:rPr>
-          <w:rFonts w:ascii="Arial" w:hAnsi="Arial" w:cs="Arial"/>
-        </w:rPr>
-        <w:t>{% else %} I would like to view the file and get copies within 7 days of this request.{% endif %}</w:t>
-      </w:r>
-    </w:p>
-    <w:p>
-      <w:pPr>
-        <w:rPr>
-          <w:rFonts w:ascii="Arial" w:hAnsi="Arial" w:cs="Arial"/>
-        </w:rPr>
-      </w:pPr>
-    </w:p>
-    <w:p>
-      <w:pPr>
-        <w:rPr>
-          <w:rFonts w:ascii="Arial" w:hAnsi="Arial" w:cs="Arial"/>
-        </w:rPr>
-      </w:pPr>
-      <w:r>
-        <w:rPr>
-          <w:rFonts w:ascii="Arial" w:hAnsi="Arial" w:cs="Arial"/>
-        </w:rPr>
-        <w:t>{% if response_method == “email” %}</w:t>
-      </w:r>
-      <w:r>
-        <w:rPr>
-          <w:rFonts w:ascii="Arial" w:hAnsi="Arial" w:cs="Arial"/>
-        </w:rPr>
-        <w:t>Please</w:t>
-      </w:r>
-      <w:r>
-        <w:rPr>
-          <w:rFonts w:ascii="Arial" w:hAnsi="Arial" w:cs="Arial"/>
-        </w:rPr>
-        <w:t xml:space="preserve"> send the </w:t>
-      </w:r>
-      <w:r>
-        <w:rPr>
-          <w:rFonts w:ascii="Arial" w:hAnsi="Arial" w:cs="Arial"/>
-        </w:rPr>
-        <w:t>copy of my personnel record</w:t>
-      </w:r>
-      <w:r>
-        <w:rPr>
-          <w:rFonts w:ascii="Arial" w:hAnsi="Arial" w:cs="Arial"/>
-        </w:rPr>
-        <w:t xml:space="preserve"> to my email address</w:t>
-      </w:r>
-      <w:r>
-        <w:rPr>
-          <w:rFonts w:ascii="Arial" w:hAnsi="Arial" w:cs="Arial"/>
-        </w:rPr>
-        <w:t>:</w:t>
-      </w:r>
-      <w:r>
-        <w:rPr>
-          <w:rFonts w:ascii="Arial" w:hAnsi="Arial" w:cs="Arial"/>
-        </w:rPr>
-        <w:t xml:space="preserve"> {{user.email}}. {% </w:t>
-      </w:r>
-      <w:r>
-        <w:rPr>
-          <w:rFonts w:ascii="Arial" w:hAnsi="Arial" w:cs="Arial"/>
-        </w:rPr>
-        <w:t>else</w:t>
-      </w:r>
-      <w:r>
-        <w:rPr>
-          <w:rFonts w:ascii="Arial" w:hAnsi="Arial" w:cs="Arial"/>
-        </w:rPr>
-        <w:t xml:space="preserve"> %}</w:t>
-      </w:r>
-      <w:r>
-        <w:rPr>
-          <w:rFonts w:ascii="Arial" w:hAnsi="Arial" w:cs="Arial"/>
-        </w:rPr>
-        <w:t>Please</w:t>
-      </w:r>
-      <w:r>
-        <w:rPr>
-          <w:rFonts w:ascii="Arial" w:hAnsi="Arial" w:cs="Arial"/>
-        </w:rPr>
-        <w:t xml:space="preserve"> </w:t>
-      </w:r>
-      <w:r>
-        <w:rPr>
-          <w:rFonts w:ascii="Arial" w:hAnsi="Arial" w:cs="Arial"/>
-        </w:rPr>
-        <w:t>mail</w:t>
-      </w:r>
-      <w:r>
-        <w:rPr>
-          <w:rFonts w:ascii="Arial" w:hAnsi="Arial" w:cs="Arial"/>
-        </w:rPr>
-        <w:t xml:space="preserve"> the copy of my personnel record</w:t>
-      </w:r>
-      <w:r>
-        <w:rPr>
-          <w:rFonts w:ascii="Arial" w:hAnsi="Arial" w:cs="Arial"/>
-        </w:rPr>
-        <w:t xml:space="preserve"> </w:t>
-      </w:r>
-      <w:r>
-        <w:rPr>
-          <w:rFonts w:ascii="Arial" w:hAnsi="Arial" w:cs="Arial"/>
-        </w:rPr>
-        <w:t>to me at the address</w:t>
-      </w:r>
-      <w:r>
-        <w:rPr>
-          <w:rFonts w:ascii="Arial" w:hAnsi="Arial" w:cs="Arial"/>
-        </w:rPr>
-        <w:t xml:space="preserve"> listed below.</w:t>
-      </w:r>
-      <w:r>
-        <w:rPr>
-          <w:rFonts w:ascii="Arial" w:hAnsi="Arial" w:cs="Arial"/>
-        </w:rPr>
-        <w:t>{% endif %}</w:t>
-      </w:r>
-    </w:p>
-    <w:p>
-      <w:pPr>
-        <w:rPr>
-          <w:rFonts w:ascii="Arial" w:hAnsi="Arial" w:cs="Arial"/>
-        </w:rPr>
-      </w:pPr>
-    </w:p>
-    <w:p>
-      <w:pPr>
-        <w:rPr>
-          <w:rFonts w:ascii="Arial" w:hAnsi="Arial" w:cs="Arial"/>
-        </w:rPr>
-      </w:pPr>
-      <w:r>
-        <w:rPr>
-          <w:rFonts w:ascii="Arial" w:hAnsi="Arial" w:cs="Arial"/>
-        </w:rPr>
-        <w:t>If you have</w:t>
-      </w:r>
-      <w:r>
-        <w:rPr>
-          <w:rFonts w:ascii="Arial" w:hAnsi="Arial" w:cs="Arial"/>
-        </w:rPr>
-        <w:t xml:space="preserve"> any questions about my request, please contact me.</w:t>
-      </w:r>
-      <w:r>
-        <w:rPr>
-          <w:rFonts w:ascii="Arial" w:hAnsi="Arial" w:cs="Arial"/>
-        </w:rPr>
-        <w:t xml:space="preserve"> </w:t>
-      </w:r>
-      <w:r>
-        <w:rPr>
-          <w:rFonts w:ascii="Arial" w:hAnsi="Arial" w:cs="Arial"/>
-        </w:rPr>
-        <w:t>Thank you very much.</w:t>
-      </w:r>
-    </w:p>
-    <w:p>
-      <w:pPr>
-        <w:rPr>
-          <w:rFonts w:ascii="Arial" w:hAnsi="Arial" w:cs="Arial"/>
-        </w:rPr>
-      </w:pPr>
-    </w:p>
-    <w:p>
-      <w:pPr>
-        <w:rPr>
-          <w:rFonts w:ascii="Arial" w:hAnsi="Arial" w:cs="Arial"/>
-        </w:rPr>
-      </w:pPr>
-    </w:p>
-    <w:p>
-      <w:pPr>
-        <w:rPr>
-          <w:rFonts w:ascii="Arial" w:hAnsi="Arial" w:cs="Arial"/>
-        </w:rPr>
-      </w:pPr>
-      <w:r>
-        <w:rPr>
-          <w:rFonts w:ascii="Arial" w:hAnsi="Arial" w:cs="Arial"/>
-        </w:rPr>
-        <w:t>Sincerely,</w:t>
-      </w:r>
-    </w:p>
-    <w:p>
-      <w:pPr>
-        <w:rPr>
-          <w:rFonts w:ascii="Arial" w:hAnsi="Arial" w:cs="Arial"/>
-        </w:rPr>
-      </w:pPr>
-      <w:r>
-        <w:rPr>
-          <w:rFonts w:ascii="Arial" w:hAnsi="Arial" w:cs="Arial"/>
-        </w:rPr>
-        <w:t>{% if add</w:t>
-      </w:r>
-      <w:r>
-        <w:rPr>
-          <w:rFonts w:ascii="Arial" w:hAnsi="Arial" w:cs="Arial"/>
-        </w:rPr>
-        <w:t>_signature == False %}</w:t>
-      </w:r>
+      <w:proofErr w:type="spellStart"/>
+      <w:r>
+        <w:rPr>
+          <w:rFonts w:ascii="Arial" w:hAnsi="Arial" w:cs="Arial"/>
+        </w:rPr>
+        <w:t>add</w:t>
+      </w:r>
+      <w:r>
+        <w:rPr>
+          <w:rFonts w:ascii="Arial" w:hAnsi="Arial" w:cs="Arial"/>
+        </w:rPr>
+        <w:t>_signature</w:t>
+      </w:r>
+      <w:proofErr w:type="spellEnd"/>
+      <w:r>
+        <w:rPr>
+          <w:rFonts w:ascii="Arial" w:hAnsi="Arial" w:cs="Arial"/>
+        </w:rPr>
+        <w:t xml:space="preserve"> == </w:t>
+      </w:r>
+      <w:proofErr w:type="gramStart"/>
+      <w:r>
+        <w:rPr>
+          <w:rFonts w:ascii="Arial" w:hAnsi="Arial" w:cs="Arial"/>
+        </w:rPr>
+        <w:t>False %}</w:t>
+      </w:r>
+      <w:proofErr w:type="gramEnd"/>
     </w:p>
     <w:p>
       <w:pPr>
@@ -899,14 +1757,38 @@
                 <w:rFonts w:ascii="Arial" w:hAnsi="Arial" w:cs="Arial"/>
                 <w:lang w:val="en-US"/>
               </w:rPr>
-              <w:t>{%if add</w:t>
+              <w:t xml:space="preserve">{%if </w:t>
+            </w:r>
+            <w:proofErr w:type="spellStart"/>
+            <w:r>
+              <w:rPr>
+                <w:rFonts w:ascii="Arial" w:hAnsi="Arial" w:cs="Arial"/>
+                <w:lang w:val="en-US"/>
+              </w:rPr>
+              <w:t>add</w:t>
             </w:r>
             <w:r>
               <w:rPr>
                 <w:rFonts w:ascii="Arial" w:hAnsi="Arial" w:cs="Arial"/>
                 <w:lang w:val="en-US"/>
               </w:rPr>
-              <w:t>_signature == True %}</w:t>
+              <w:t>_signature</w:t>
+            </w:r>
+            <w:proofErr w:type="spellEnd"/>
+            <w:r>
+              <w:rPr>
+                <w:rFonts w:ascii="Arial" w:hAnsi="Arial" w:cs="Arial"/>
+                <w:lang w:val="en-US"/>
+              </w:rPr>
+              <w:t xml:space="preserve"> == </w:t>
+            </w:r>
+            <w:proofErr w:type="gramStart"/>
+            <w:r>
+              <w:rPr>
+                <w:rFonts w:ascii="Arial" w:hAnsi="Arial" w:cs="Arial"/>
+                <w:lang w:val="en-US"/>
+              </w:rPr>
+              <w:t>True %}</w:t>
             </w:r>
             <w:r>
               <w:rPr>
@@ -915,6 +1797,7 @@
               </w:rPr>
               <w:t xml:space="preserve"> {{</w:t>
             </w:r>
+            <w:proofErr w:type="spellStart"/>
             <w:r>
               <w:rPr>
                 <w:rFonts w:ascii="Arial" w:hAnsi="Arial" w:cs="Arial"/>
@@ -922,6 +1805,7 @@
               </w:rPr>
               <w:t>user.signature</w:t>
             </w:r>
+            <w:proofErr w:type="spellEnd"/>
             <w:r>
               <w:rPr>
                 <w:rFonts w:ascii="Arial" w:hAnsi="Arial" w:cs="Arial"/>
@@ -934,7 +1818,15 @@
                 <w:rFonts w:ascii="Arial" w:hAnsi="Arial" w:cs="Arial"/>
                 <w:lang w:val="en-US"/>
               </w:rPr>
-              <w:t>{% endif %}</w:t>
+              <w:t>{</w:t>
+            </w:r>
+            <w:proofErr w:type="gramEnd"/>
+            <w:r>
+              <w:rPr>
+                <w:rFonts w:ascii="Arial" w:hAnsi="Arial" w:cs="Arial"/>
+                <w:lang w:val="en-US"/>
+              </w:rPr>
+              <w:t>% endif %}</w:t>
             </w:r>
           </w:p>
         </w:tc>
@@ -957,13 +1849,48 @@
         <w:rPr>
           <w:rFonts w:ascii="Arial" w:hAnsi="Arial" w:cs="Arial"/>
         </w:rPr>
-        <w:t>{{user</w:t>
-      </w:r>
-      <w:r>
-        <w:rPr>
-          <w:rFonts w:ascii="Arial" w:hAnsi="Arial" w:cs="Arial"/>
-        </w:rPr>
-        <w:t>.name.full(middle='full')</w:t>
+        <w:lastRenderedPageBreak/>
+        <w:t>{{</w:t>
+      </w:r>
+      <w:proofErr w:type="spellStart"/>
+      <w:r>
+        <w:rPr>
+          <w:rFonts w:ascii="Arial" w:hAnsi="Arial" w:cs="Arial"/>
+        </w:rPr>
+        <w:t>user</w:t>
+      </w:r>
+      <w:r>
+        <w:rPr>
+          <w:rFonts w:ascii="Arial" w:hAnsi="Arial" w:cs="Arial"/>
+        </w:rPr>
+        <w:t>.</w:t>
+      </w:r>
+      <w:r>
+        <w:rPr>
+          <w:rFonts w:ascii="Arial" w:hAnsi="Arial" w:cs="Arial"/>
+        </w:rPr>
+        <w:t>name_</w:t>
+      </w:r>
+      <w:proofErr w:type="gramStart"/>
+      <w:r>
+        <w:rPr>
+          <w:rFonts w:ascii="Arial" w:hAnsi="Arial" w:cs="Arial"/>
+        </w:rPr>
+        <w:t>full</w:t>
+      </w:r>
+      <w:proofErr w:type="spellEnd"/>
+      <w:r>
+        <w:rPr>
+          <w:rFonts w:ascii="Arial" w:hAnsi="Arial" w:cs="Arial"/>
+        </w:rPr>
+        <w:t>(</w:t>
+      </w:r>
+      <w:proofErr w:type="gramEnd"/>
+      <w:r>
+        <w:rPr>
+          <w:rFonts w:ascii="Arial" w:hAnsi="Arial" w:cs="Arial"/>
+        </w:rPr>
+        <w:t>)</w:t>
       </w:r>
       <w:r>
         <w:rPr>
@@ -982,29 +1909,82 @@
         <w:rPr>
           <w:rFonts w:ascii="Arial" w:hAnsi="Arial" w:cs="Arial"/>
         </w:rPr>
-        <w:t>{% if user.address.address != “” %}</w:t>
-      </w:r>
-      <w:r>
-        <w:rPr>
-          <w:rFonts w:ascii="Arial" w:hAnsi="Arial" w:cs="Arial"/>
-        </w:rPr>
-        <w:t>{{</w:t>
-      </w:r>
+        <w:t xml:space="preserve">{% if </w:t>
+      </w:r>
+      <w:proofErr w:type="spellStart"/>
+      <w:proofErr w:type="gramStart"/>
+      <w:r>
+        <w:rPr>
+          <w:rFonts w:ascii="Arial" w:hAnsi="Arial" w:cs="Arial"/>
+        </w:rPr>
+        <w:t>user.address</w:t>
+      </w:r>
+      <w:proofErr w:type="gramEnd"/>
+      <w:r>
+        <w:rPr>
+          <w:rFonts w:ascii="Arial" w:hAnsi="Arial" w:cs="Arial"/>
+        </w:rPr>
+        <w:t>.</w:t>
+      </w:r>
+      <w:proofErr w:type="gramStart"/>
+      <w:r>
+        <w:rPr>
+          <w:rFonts w:ascii="Arial" w:hAnsi="Arial" w:cs="Arial"/>
+        </w:rPr>
+        <w:t>address</w:t>
+      </w:r>
+      <w:proofErr w:type="spellEnd"/>
+      <w:r>
+        <w:rPr>
+          <w:rFonts w:ascii="Arial" w:hAnsi="Arial" w:cs="Arial"/>
+        </w:rPr>
+        <w:t xml:space="preserve"> !</w:t>
+      </w:r>
+      <w:proofErr w:type="gramEnd"/>
+      <w:r>
+        <w:rPr>
+          <w:rFonts w:ascii="Arial" w:hAnsi="Arial" w:cs="Arial"/>
+        </w:rPr>
+        <w:t xml:space="preserve">= “” </w:t>
+      </w:r>
+      <w:proofErr w:type="gramStart"/>
+      <w:r>
+        <w:rPr>
+          <w:rFonts w:ascii="Arial" w:hAnsi="Arial" w:cs="Arial"/>
+        </w:rPr>
+        <w:t>%}</w:t>
+      </w:r>
+      <w:r>
+        <w:rPr>
+          <w:rFonts w:ascii="Arial" w:hAnsi="Arial" w:cs="Arial"/>
+        </w:rPr>
+        <w:t>{</w:t>
+      </w:r>
+      <w:proofErr w:type="gramEnd"/>
+      <w:r>
+        <w:rPr>
+          <w:rFonts w:ascii="Arial" w:hAnsi="Arial" w:cs="Arial"/>
+        </w:rPr>
+        <w:t>{</w:t>
+      </w:r>
+      <w:proofErr w:type="spellStart"/>
+      <w:proofErr w:type="gramStart"/>
       <w:r>
         <w:rPr>
           <w:rFonts w:ascii="Arial" w:hAnsi="Arial" w:cs="Arial"/>
           <w:color w:val="1D1C1D"/>
           <w:shd w:val="clear" w:color="auto" w:fill="F8F8F8"/>
         </w:rPr>
-        <w:t>user.address.</w:t>
-      </w:r>
+        <w:t>user.address</w:t>
+      </w:r>
+      <w:proofErr w:type="gramEnd"/>
       <w:r>
         <w:rPr>
           <w:rFonts w:ascii="Arial" w:hAnsi="Arial" w:cs="Arial"/>
           <w:color w:val="1D1C1D"/>
           <w:shd w:val="clear" w:color="auto" w:fill="F8F8F8"/>
         </w:rPr>
-        <w:t>line_one(</w:t>
+        <w:t>.</w:t>
       </w:r>
       <w:r>
         <w:rPr>
@@ -1012,31 +1992,34 @@
           <w:color w:val="1D1C1D"/>
           <w:shd w:val="clear" w:color="auto" w:fill="F8F8F8"/>
         </w:rPr>
-        <w:t>bare</w:t>
-      </w:r>
+        <w:t>line_</w:t>
+      </w:r>
+      <w:proofErr w:type="gramStart"/>
       <w:r>
         <w:rPr>
           <w:rFonts w:ascii="Arial" w:hAnsi="Arial" w:cs="Arial"/>
           <w:color w:val="1D1C1D"/>
           <w:shd w:val="clear" w:color="auto" w:fill="F8F8F8"/>
         </w:rPr>
-        <w:t xml:space="preserve"> </w:t>
-      </w:r>
+        <w:t>one</w:t>
+      </w:r>
+      <w:proofErr w:type="spellEnd"/>
       <w:r>
         <w:rPr>
           <w:rFonts w:ascii="Arial" w:hAnsi="Arial" w:cs="Arial"/>
           <w:color w:val="1D1C1D"/>
           <w:shd w:val="clear" w:color="auto" w:fill="F8F8F8"/>
         </w:rPr>
-        <w:t>=</w:t>
-      </w:r>
+        <w:t>(</w:t>
+      </w:r>
+      <w:proofErr w:type="gramEnd"/>
       <w:r>
         <w:rPr>
           <w:rFonts w:ascii="Arial" w:hAnsi="Arial" w:cs="Arial"/>
           <w:color w:val="1D1C1D"/>
           <w:shd w:val="clear" w:color="auto" w:fill="F8F8F8"/>
         </w:rPr>
-        <w:t xml:space="preserve"> </w:t>
+        <w:t>bare</w:t>
       </w:r>
       <w:r>
         <w:rPr>
@@ -1044,7 +2027,7 @@
           <w:color w:val="1D1C1D"/>
           <w:shd w:val="clear" w:color="auto" w:fill="F8F8F8"/>
         </w:rPr>
-        <w:t>True</w:t>
+        <w:t xml:space="preserve"> </w:t>
       </w:r>
       <w:r>
         <w:rPr>
@@ -1052,7 +2035,7 @@
           <w:color w:val="1D1C1D"/>
           <w:shd w:val="clear" w:color="auto" w:fill="F8F8F8"/>
         </w:rPr>
-        <w:t>)</w:t>
+        <w:t>=</w:t>
       </w:r>
       <w:r>
         <w:rPr>
@@ -1060,7 +2043,7 @@
           <w:color w:val="1D1C1D"/>
           <w:shd w:val="clear" w:color="auto" w:fill="F8F8F8"/>
         </w:rPr>
-        <w:t>}}</w:t>
+        <w:t xml:space="preserve"> </w:t>
       </w:r>
       <w:r>
         <w:rPr>
@@ -1068,32 +2051,216 @@
           <w:color w:val="1D1C1D"/>
           <w:shd w:val="clear" w:color="auto" w:fill="F8F8F8"/>
         </w:rPr>
-        <w:t>{% endif %}</w:t>
-      </w:r>
-    </w:p>
-    <w:p>
-      <w:pPr>
-        <w:rPr>
-          <w:rFonts w:ascii="Arial" w:hAnsi="Arial" w:cs="Arial"/>
-        </w:rPr>
-      </w:pPr>
-      <w:r>
-        <w:rPr>
-          <w:rFonts w:ascii="Arial" w:hAnsi="Arial" w:cs="Arial"/>
-        </w:rPr>
-        <w:t>{% if user.address.city != “” or user.address.state != “” or user.address.zip != “” %}</w:t>
-      </w:r>
-      <w:r>
-        <w:rPr>
-          <w:rFonts w:ascii="Arial" w:hAnsi="Arial" w:cs="Arial"/>
-        </w:rPr>
-        <w:t>{{user.address.line_two()}}</w:t>
-      </w:r>
-      <w:r>
-        <w:rPr>
-          <w:rFonts w:ascii="Arial" w:hAnsi="Arial" w:cs="Arial"/>
-        </w:rPr>
-        <w:t>{% endif %}</w:t>
+        <w:t>True</w:t>
+      </w:r>
+      <w:r>
+        <w:rPr>
+          <w:rFonts w:ascii="Arial" w:hAnsi="Arial" w:cs="Arial"/>
+          <w:color w:val="1D1C1D"/>
+          <w:shd w:val="clear" w:color="auto" w:fill="F8F8F8"/>
+        </w:rPr>
+        <w:t>)</w:t>
+      </w:r>
+      <w:proofErr w:type="gramStart"/>
+      <w:r>
+        <w:rPr>
+          <w:rFonts w:ascii="Arial" w:hAnsi="Arial" w:cs="Arial"/>
+          <w:color w:val="1D1C1D"/>
+          <w:shd w:val="clear" w:color="auto" w:fill="F8F8F8"/>
+        </w:rPr>
+        <w:t>}}</w:t>
+      </w:r>
+      <w:r>
+        <w:rPr>
+          <w:rFonts w:ascii="Arial" w:hAnsi="Arial" w:cs="Arial"/>
+          <w:color w:val="1D1C1D"/>
+          <w:shd w:val="clear" w:color="auto" w:fill="F8F8F8"/>
+        </w:rPr>
+        <w:t>{</w:t>
+      </w:r>
+      <w:proofErr w:type="gramEnd"/>
+      <w:r>
+        <w:rPr>
+          <w:rFonts w:ascii="Arial" w:hAnsi="Arial" w:cs="Arial"/>
+          <w:color w:val="1D1C1D"/>
+          <w:shd w:val="clear" w:color="auto" w:fill="F8F8F8"/>
+        </w:rPr>
+        <w:t>% endif %}</w:t>
+      </w:r>
+    </w:p>
+    <w:p>
+      <w:pPr>
+        <w:rPr>
+          <w:rFonts w:ascii="Arial" w:hAnsi="Arial" w:cs="Arial"/>
+        </w:rPr>
+      </w:pPr>
+      <w:r>
+        <w:rPr>
+          <w:rFonts w:ascii="Arial" w:hAnsi="Arial" w:cs="Arial"/>
+        </w:rPr>
+        <w:t xml:space="preserve">{% if </w:t>
+      </w:r>
+      <w:proofErr w:type="spellStart"/>
+      <w:proofErr w:type="gramStart"/>
+      <w:r>
+        <w:rPr>
+          <w:rFonts w:ascii="Arial" w:hAnsi="Arial" w:cs="Arial"/>
+        </w:rPr>
+        <w:t>user.address</w:t>
+      </w:r>
+      <w:proofErr w:type="gramEnd"/>
+      <w:r>
+        <w:rPr>
+          <w:rFonts w:ascii="Arial" w:hAnsi="Arial" w:cs="Arial"/>
+        </w:rPr>
+        <w:t>.</w:t>
+      </w:r>
+      <w:proofErr w:type="gramStart"/>
+      <w:r>
+        <w:rPr>
+          <w:rFonts w:ascii="Arial" w:hAnsi="Arial" w:cs="Arial"/>
+        </w:rPr>
+        <w:t>city</w:t>
+      </w:r>
+      <w:proofErr w:type="spellEnd"/>
+      <w:r>
+        <w:rPr>
+          <w:rFonts w:ascii="Arial" w:hAnsi="Arial" w:cs="Arial"/>
+        </w:rPr>
+        <w:t xml:space="preserve"> !</w:t>
+      </w:r>
+      <w:proofErr w:type="gramEnd"/>
+      <w:r>
+        <w:rPr>
+          <w:rFonts w:ascii="Arial" w:hAnsi="Arial" w:cs="Arial"/>
+        </w:rPr>
+        <w:t xml:space="preserve">= “” or </w:t>
+      </w:r>
+      <w:proofErr w:type="spellStart"/>
+      <w:proofErr w:type="gramStart"/>
+      <w:r>
+        <w:rPr>
+          <w:rFonts w:ascii="Arial" w:hAnsi="Arial" w:cs="Arial"/>
+        </w:rPr>
+        <w:t>user.address</w:t>
+      </w:r>
+      <w:proofErr w:type="gramEnd"/>
+      <w:r>
+        <w:rPr>
+          <w:rFonts w:ascii="Arial" w:hAnsi="Arial" w:cs="Arial"/>
+        </w:rPr>
+        <w:t>.</w:t>
+      </w:r>
+      <w:proofErr w:type="gramStart"/>
+      <w:r>
+        <w:rPr>
+          <w:rFonts w:ascii="Arial" w:hAnsi="Arial" w:cs="Arial"/>
+        </w:rPr>
+        <w:t>state</w:t>
+      </w:r>
+      <w:proofErr w:type="spellEnd"/>
+      <w:r>
+        <w:rPr>
+          <w:rFonts w:ascii="Arial" w:hAnsi="Arial" w:cs="Arial"/>
+        </w:rPr>
+        <w:t xml:space="preserve"> !</w:t>
+      </w:r>
+      <w:proofErr w:type="gramEnd"/>
+      <w:r>
+        <w:rPr>
+          <w:rFonts w:ascii="Arial" w:hAnsi="Arial" w:cs="Arial"/>
+        </w:rPr>
+        <w:t xml:space="preserve">= “” or </w:t>
+      </w:r>
+      <w:proofErr w:type="gramStart"/>
+      <w:r>
+        <w:rPr>
+          <w:rFonts w:ascii="Arial" w:hAnsi="Arial" w:cs="Arial"/>
+        </w:rPr>
+        <w:t>user.address.zip !</w:t>
+      </w:r>
+      <w:proofErr w:type="gramEnd"/>
+      <w:r>
+        <w:rPr>
+          <w:rFonts w:ascii="Arial" w:hAnsi="Arial" w:cs="Arial"/>
+        </w:rPr>
+        <w:t xml:space="preserve">= “” </w:t>
+      </w:r>
+      <w:proofErr w:type="gramStart"/>
+      <w:r>
+        <w:rPr>
+          <w:rFonts w:ascii="Arial" w:hAnsi="Arial" w:cs="Arial"/>
+        </w:rPr>
+        <w:t>%}</w:t>
+      </w:r>
+      <w:r>
+        <w:rPr>
+          <w:rFonts w:ascii="Arial" w:hAnsi="Arial" w:cs="Arial"/>
+        </w:rPr>
+        <w:t>{</w:t>
+      </w:r>
+      <w:proofErr w:type="gramEnd"/>
+      <w:r>
+        <w:rPr>
+          <w:rFonts w:ascii="Arial" w:hAnsi="Arial" w:cs="Arial"/>
+        </w:rPr>
+        <w:t>{</w:t>
+      </w:r>
+      <w:proofErr w:type="spellStart"/>
+      <w:proofErr w:type="gramStart"/>
+      <w:r>
+        <w:rPr>
+          <w:rFonts w:ascii="Arial" w:hAnsi="Arial" w:cs="Arial"/>
+        </w:rPr>
+        <w:t>user.address</w:t>
+      </w:r>
+      <w:proofErr w:type="gramEnd"/>
+      <w:r>
+        <w:rPr>
+          <w:rFonts w:ascii="Arial" w:hAnsi="Arial" w:cs="Arial"/>
+        </w:rPr>
+        <w:t>.line_</w:t>
+      </w:r>
+      <w:proofErr w:type="gramStart"/>
+      <w:r>
+        <w:rPr>
+          <w:rFonts w:ascii="Arial" w:hAnsi="Arial" w:cs="Arial"/>
+        </w:rPr>
+        <w:t>two</w:t>
+      </w:r>
+      <w:proofErr w:type="spellEnd"/>
+      <w:r>
+        <w:rPr>
+          <w:rFonts w:ascii="Arial" w:hAnsi="Arial" w:cs="Arial"/>
+        </w:rPr>
+        <w:t>(</w:t>
+      </w:r>
+      <w:proofErr w:type="gramEnd"/>
+      <w:r>
+        <w:rPr>
+          <w:rFonts w:ascii="Arial" w:hAnsi="Arial" w:cs="Arial"/>
+        </w:rPr>
+        <w:t>)</w:t>
+      </w:r>
+      <w:proofErr w:type="gramStart"/>
+      <w:r>
+        <w:rPr>
+          <w:rFonts w:ascii="Arial" w:hAnsi="Arial" w:cs="Arial"/>
+        </w:rPr>
+        <w:t>}}</w:t>
+      </w:r>
+      <w:r>
+        <w:rPr>
+          <w:rFonts w:ascii="Arial" w:hAnsi="Arial" w:cs="Arial"/>
+        </w:rPr>
+        <w:t>{</w:t>
+      </w:r>
+      <w:proofErr w:type="gramEnd"/>
+      <w:r>
+        <w:rPr>
+          <w:rFonts w:ascii="Arial" w:hAnsi="Arial" w:cs="Arial"/>
+        </w:rPr>
+        <w:t>% endif %}</w:t>
       </w:r>
     </w:p>
     <w:p>
@@ -1126,12 +2293,29 @@
         </w:rPr>
         <w:t xml:space="preserve">if </w:t>
       </w:r>
-      <w:r>
-        <w:rPr>
-          <w:rFonts w:ascii="Arial" w:hAnsi="Arial" w:cs="Arial"/>
-        </w:rPr>
-        <w:t>user.phone_number</w:t>
-      </w:r>
+      <w:proofErr w:type="spellStart"/>
+      <w:proofErr w:type="gramStart"/>
+      <w:r>
+        <w:rPr>
+          <w:rFonts w:ascii="Arial" w:hAnsi="Arial" w:cs="Arial"/>
+        </w:rPr>
+        <w:t>user.phone</w:t>
+      </w:r>
+      <w:proofErr w:type="gramEnd"/>
+      <w:r>
+        <w:rPr>
+          <w:rFonts w:ascii="Arial" w:hAnsi="Arial" w:cs="Arial"/>
+        </w:rPr>
+        <w:t>_</w:t>
+      </w:r>
+      <w:proofErr w:type="gramStart"/>
+      <w:r>
+        <w:rPr>
+          <w:rFonts w:ascii="Arial" w:hAnsi="Arial" w:cs="Arial"/>
+        </w:rPr>
+        <w:t>number</w:t>
+      </w:r>
+      <w:proofErr w:type="spellEnd"/>
       <w:r>
         <w:rPr>
           <w:rFonts w:ascii="Arial" w:hAnsi="Arial" w:cs="Arial"/>
@@ -1144,6 +2328,7 @@
         </w:rPr>
         <w:t>!</w:t>
       </w:r>
+      <w:proofErr w:type="gramEnd"/>
       <w:r>
         <w:rPr>
           <w:rFonts w:ascii="Arial" w:hAnsi="Arial" w:cs="Arial"/>
@@ -1175,6 +2360,7 @@
           <w:rFonts w:ascii="Arial" w:hAnsi="Arial" w:cs="Arial"/>
         </w:rPr>
       </w:pPr>
+      <w:proofErr w:type="gramStart"/>
       <w:r>
         <w:rPr>
           <w:rFonts w:ascii="Arial" w:hAnsi="Arial" w:cs="Arial"/>
@@ -1185,14 +2371,46 @@
         <w:rPr>
           <w:rFonts w:ascii="Arial" w:hAnsi="Arial" w:cs="Arial"/>
         </w:rPr>
-        <w:t xml:space="preserve"> phone_number_formatted(</w:t>
-      </w:r>
-      <w:r>
-        <w:rPr>
-          <w:rFonts w:ascii="Arial" w:hAnsi="Arial" w:cs="Arial"/>
-        </w:rPr>
-        <w:t>user.phone_number</w:t>
-      </w:r>
+        <w:t xml:space="preserve"> </w:t>
+      </w:r>
+      <w:proofErr w:type="spellStart"/>
+      <w:r>
+        <w:rPr>
+          <w:rFonts w:ascii="Arial" w:hAnsi="Arial" w:cs="Arial"/>
+        </w:rPr>
+        <w:t>phone</w:t>
+      </w:r>
+      <w:proofErr w:type="gramEnd"/>
+      <w:r>
+        <w:rPr>
+          <w:rFonts w:ascii="Arial" w:hAnsi="Arial" w:cs="Arial"/>
+        </w:rPr>
+        <w:t>_number_formatted</w:t>
+      </w:r>
+      <w:proofErr w:type="spellEnd"/>
+      <w:r>
+        <w:rPr>
+          <w:rFonts w:ascii="Arial" w:hAnsi="Arial" w:cs="Arial"/>
+        </w:rPr>
+        <w:t>(</w:t>
+      </w:r>
+      <w:proofErr w:type="spellStart"/>
+      <w:proofErr w:type="gramStart"/>
+      <w:r>
+        <w:rPr>
+          <w:rFonts w:ascii="Arial" w:hAnsi="Arial" w:cs="Arial"/>
+        </w:rPr>
+        <w:t>user.phone</w:t>
+      </w:r>
+      <w:proofErr w:type="gramEnd"/>
+      <w:r>
+        <w:rPr>
+          <w:rFonts w:ascii="Arial" w:hAnsi="Arial" w:cs="Arial"/>
+        </w:rPr>
+        <w:t>_number</w:t>
+      </w:r>
+      <w:proofErr w:type="spellEnd"/>
+      <w:proofErr w:type="gramStart"/>
       <w:r>
         <w:rPr>
           <w:rFonts w:ascii="Arial" w:hAnsi="Arial" w:cs="Arial"/>
@@ -1203,45 +2421,76 @@
         <w:rPr>
           <w:rFonts w:ascii="Arial" w:hAnsi="Arial" w:cs="Arial"/>
         </w:rPr>
+        <w:t>}</w:t>
+      </w:r>
+      <w:proofErr w:type="gramEnd"/>
+      <w:r>
+        <w:rPr>
+          <w:rFonts w:ascii="Arial" w:hAnsi="Arial" w:cs="Arial"/>
+        </w:rPr>
+        <w:t>}</w:t>
+      </w:r>
+    </w:p>
+    <w:p>
+      <w:pPr>
+        <w:rPr>
+          <w:rFonts w:ascii="Arial" w:hAnsi="Arial" w:cs="Arial"/>
+        </w:rPr>
+      </w:pPr>
+      <w:r>
+        <w:rPr>
+          <w:rFonts w:ascii="Arial" w:hAnsi="Arial" w:cs="Arial"/>
+        </w:rPr>
+        <w:t>{%</w:t>
+      </w:r>
+      <w:r>
+        <w:rPr>
+          <w:rFonts w:ascii="Arial" w:hAnsi="Arial" w:cs="Arial"/>
+        </w:rPr>
+        <w:t>p</w:t>
+      </w:r>
+      <w:r>
+        <w:rPr>
+          <w:rFonts w:ascii="Arial" w:hAnsi="Arial" w:cs="Arial"/>
+        </w:rPr>
+        <w:t xml:space="preserve"> </w:t>
+      </w:r>
+      <w:proofErr w:type="gramStart"/>
+      <w:r>
+        <w:rPr>
+          <w:rFonts w:ascii="Arial" w:hAnsi="Arial" w:cs="Arial"/>
+        </w:rPr>
+        <w:t>endif %}</w:t>
+      </w:r>
+      <w:proofErr w:type="gramEnd"/>
+    </w:p>
+    <w:p>
+      <w:pPr>
+        <w:rPr>
+          <w:rFonts w:ascii="Arial" w:hAnsi="Arial" w:cs="Arial"/>
+        </w:rPr>
+      </w:pPr>
+      <w:r>
+        <w:rPr>
+          <w:rFonts w:ascii="Arial" w:hAnsi="Arial" w:cs="Arial"/>
+        </w:rPr>
+        <w:t>{{</w:t>
+      </w:r>
+      <w:proofErr w:type="spellStart"/>
+      <w:proofErr w:type="gramStart"/>
+      <w:r>
+        <w:rPr>
+          <w:rFonts w:ascii="Arial" w:hAnsi="Arial" w:cs="Arial"/>
+        </w:rPr>
+        <w:t>user.email</w:t>
+      </w:r>
+      <w:proofErr w:type="spellEnd"/>
+      <w:proofErr w:type="gramEnd"/>
+      <w:r>
+        <w:rPr>
+          <w:rFonts w:ascii="Arial" w:hAnsi="Arial" w:cs="Arial"/>
+        </w:rPr>
         <w:t>}}</w:t>
-      </w:r>
-    </w:p>
-    <w:p>
-      <w:pPr>
-        <w:rPr>
-          <w:rFonts w:ascii="Arial" w:hAnsi="Arial" w:cs="Arial"/>
-        </w:rPr>
-      </w:pPr>
-      <w:r>
-        <w:rPr>
-          <w:rFonts w:ascii="Arial" w:hAnsi="Arial" w:cs="Arial"/>
-        </w:rPr>
-        <w:t>{%</w:t>
-      </w:r>
-      <w:r>
-        <w:rPr>
-          <w:rFonts w:ascii="Arial" w:hAnsi="Arial" w:cs="Arial"/>
-        </w:rPr>
-        <w:t>p</w:t>
-      </w:r>
-      <w:r>
-        <w:rPr>
-          <w:rFonts w:ascii="Arial" w:hAnsi="Arial" w:cs="Arial"/>
-        </w:rPr>
-        <w:t xml:space="preserve"> endif %}</w:t>
-      </w:r>
-    </w:p>
-    <w:p>
-      <w:pPr>
-        <w:rPr>
-          <w:rFonts w:ascii="Arial" w:hAnsi="Arial" w:cs="Arial"/>
-        </w:rPr>
-      </w:pPr>
-      <w:r>
-        <w:rPr>
-          <w:rFonts w:ascii="Arial" w:hAnsi="Arial" w:cs="Arial"/>
-        </w:rPr>
-        <w:t>{{user.email}}</w:t>
       </w:r>
     </w:p>
     <w:p>
@@ -1262,7 +2511,7 @@
 </file>
 
 <file path=word/styles.xml><?xml version="1.0" encoding="utf-8"?>
-<w:styles xmlns:mc="http://schemas.openxmlformats.org/markup-compatibility/2006" xmlns:r="http://schemas.openxmlformats.org/officeDocument/2006/relationships" xmlns:w="http://schemas.openxmlformats.org/wordprocessingml/2006/main" xmlns:w14="http://schemas.microsoft.com/office/word/2010/wordml" xmlns:w15="http://schemas.microsoft.com/office/word/2012/wordml" xmlns:w16cex="http://schemas.microsoft.com/office/word/2018/wordml/cex" xmlns:w16cid="http://schemas.microsoft.com/office/word/2016/wordml/cid" xmlns:w16="http://schemas.microsoft.com/office/word/2018/wordml" xmlns:w16sdtdh="http://schemas.microsoft.com/office/word/2020/wordml/sdtdatahash" xmlns:w16se="http://schemas.microsoft.com/office/word/2015/wordml/symex" mc:Ignorable="w14 w15 w16se w16cid w16 w16cex w16sdtdh">
+<w:styles xmlns:mc="http://schemas.openxmlformats.org/markup-compatibility/2006" xmlns:r="http://schemas.openxmlformats.org/officeDocument/2006/relationships" xmlns:w="http://schemas.openxmlformats.org/wordprocessingml/2006/main" xmlns:w14="http://schemas.microsoft.com/office/word/2010/wordml" xmlns:w15="http://schemas.microsoft.com/office/word/2012/wordml" xmlns:w16cex="http://schemas.microsoft.com/office/word/2018/wordml/cex" xmlns:w16cid="http://schemas.microsoft.com/office/word/2016/wordml/cid" xmlns:w16="http://schemas.microsoft.com/office/word/2018/wordml" xmlns:w16du="http://schemas.microsoft.com/office/word/2023/wordml/word16du" xmlns:w16sdtdh="http://schemas.microsoft.com/office/word/2020/wordml/sdtdatahash" xmlns:w16sdtfl="http://schemas.microsoft.com/office/word/2024/wordml/sdtformatlock" xmlns:w16se="http://schemas.microsoft.com/office/word/2015/wordml/symex" mc:Ignorable="w14 w15 w16se w16cid w16 w16cex w16sdtdh w16sdtfl w16du">
   <w:docDefaults>
     <w:rPrDefault>
       <w:rPr>
